--- a/Шкала_безнадежности_Бэка_бланк (2).docx
+++ b/Шкала_безнадежности_Бэка_бланк (2).docx
@@ -17,9 +17,9 @@
           <w:bCs/>
           <w:sz w:val="28"/>
           <w:szCs w:val="28"/>
-          <w:lang w:val="ru-KZ" w:eastAsia="ru-KZ"/>
+          <w:lang w:val="ru-RU"/>
         </w:rPr>
-        <w:t>Шкала безнадежности Бека (BHS</w:t>
+        <w:t>Шкала безнадежности Бека (</w:t>
       </w:r>
       <w:r>
         <w:rPr>
@@ -28,7 +28,17 @@
           <w:bCs/>
           <w:sz w:val="28"/>
           <w:szCs w:val="28"/>
-          <w:lang w:val="ru-KZ" w:eastAsia="ru-KZ"/>
+        </w:rPr>
+        <w:t>BHS</w:t>
+      </w:r>
+      <w:r>
+        <w:rPr>
+          <w:rFonts w:ascii="Times New Roman" w:eastAsia="Times New Roman" w:hAnsi="Times New Roman" w:cs="Times New Roman"/>
+          <w:b/>
+          <w:bCs/>
+          <w:sz w:val="28"/>
+          <w:szCs w:val="28"/>
+          <w:lang w:val="ru-RU"/>
         </w:rPr>
         <w:t>)</w:t>
       </w:r>
@@ -162,9 +172,11 @@
             <w:tcW w:w="2160" w:type="dxa"/>
           </w:tcPr>
           <w:p>
+            <w:proofErr w:type="spellStart"/>
             <w:r>
               <w:t>Утверждение</w:t>
             </w:r>
+            <w:proofErr w:type="spellEnd"/>
           </w:p>
         </w:tc>
         <w:tc>
@@ -646,556 +658,6 @@
           </w:p>
         </w:tc>
       </w:tr>
-      <w:tr>
-        <w:tc>
-          <w:tcPr>
-            <w:tcW w:w="2160" w:type="dxa"/>
-          </w:tcPr>
-          <w:p>
-            <w:r>
-              <w:t>10</w:t>
-            </w:r>
-          </w:p>
-        </w:tc>
-        <w:tc>
-          <w:tcPr>
-            <w:tcW w:w="2160" w:type="dxa"/>
-          </w:tcPr>
-          <w:p>
-            <w:pPr>
-              <w:rPr>
-                <w:lang w:val="ru-RU"/>
-              </w:rPr>
-            </w:pPr>
-            <w:r>
-              <w:rPr>
-                <w:lang w:val="ru-RU"/>
-              </w:rPr>
-              <w:t>Я верю, что могу справиться с трудностями</w:t>
-            </w:r>
-          </w:p>
-        </w:tc>
-        <w:tc>
-          <w:tcPr>
-            <w:tcW w:w="2160" w:type="dxa"/>
-          </w:tcPr>
-          <w:p>
-            <w:r>
-              <w:t>☐</w:t>
-            </w:r>
-          </w:p>
-        </w:tc>
-        <w:tc>
-          <w:tcPr>
-            <w:tcW w:w="2160" w:type="dxa"/>
-          </w:tcPr>
-          <w:p>
-            <w:r>
-              <w:t>☐</w:t>
-            </w:r>
-          </w:p>
-        </w:tc>
-      </w:tr>
-      <w:tr>
-        <w:tc>
-          <w:tcPr>
-            <w:tcW w:w="2160" w:type="dxa"/>
-          </w:tcPr>
-          <w:p>
-            <w:r>
-              <w:t>11</w:t>
-            </w:r>
-          </w:p>
-        </w:tc>
-        <w:tc>
-          <w:tcPr>
-            <w:tcW w:w="2160" w:type="dxa"/>
-          </w:tcPr>
-          <w:p>
-            <w:pPr>
-              <w:rPr>
-                <w:lang w:val="ru-RU"/>
-              </w:rPr>
-            </w:pPr>
-            <w:r>
-              <w:rPr>
-                <w:lang w:val="ru-RU"/>
-              </w:rPr>
-              <w:t>Я не ожидаю, что буду счастлив(а) в будущем</w:t>
-            </w:r>
-          </w:p>
-        </w:tc>
-        <w:tc>
-          <w:tcPr>
-            <w:tcW w:w="2160" w:type="dxa"/>
-          </w:tcPr>
-          <w:p>
-            <w:r>
-              <w:t>☐</w:t>
-            </w:r>
-          </w:p>
-        </w:tc>
-        <w:tc>
-          <w:tcPr>
-            <w:tcW w:w="2160" w:type="dxa"/>
-          </w:tcPr>
-          <w:p>
-            <w:r>
-              <w:t>☐</w:t>
-            </w:r>
-          </w:p>
-        </w:tc>
-      </w:tr>
-      <w:tr>
-        <w:tc>
-          <w:tcPr>
-            <w:tcW w:w="2160" w:type="dxa"/>
-          </w:tcPr>
-          <w:p>
-            <w:r>
-              <w:t>12</w:t>
-            </w:r>
-          </w:p>
-        </w:tc>
-        <w:tc>
-          <w:tcPr>
-            <w:tcW w:w="2160" w:type="dxa"/>
-          </w:tcPr>
-          <w:p>
-            <w:pPr>
-              <w:rPr>
-                <w:lang w:val="ru-RU"/>
-              </w:rPr>
-            </w:pPr>
-            <w:r>
-              <w:rPr>
-                <w:lang w:val="ru-RU"/>
-              </w:rPr>
-              <w:t>У меня есть планы, которых я хочу достичь</w:t>
-            </w:r>
-          </w:p>
-        </w:tc>
-        <w:tc>
-          <w:tcPr>
-            <w:tcW w:w="2160" w:type="dxa"/>
-          </w:tcPr>
-          <w:p>
-            <w:r>
-              <w:t>☐</w:t>
-            </w:r>
-          </w:p>
-        </w:tc>
-        <w:tc>
-          <w:tcPr>
-            <w:tcW w:w="2160" w:type="dxa"/>
-          </w:tcPr>
-          <w:p>
-            <w:r>
-              <w:t>☐</w:t>
-            </w:r>
-          </w:p>
-        </w:tc>
-      </w:tr>
-      <w:tr>
-        <w:tc>
-          <w:tcPr>
-            <w:tcW w:w="2160" w:type="dxa"/>
-          </w:tcPr>
-          <w:p>
-            <w:r>
-              <w:t>13</w:t>
-            </w:r>
-          </w:p>
-        </w:tc>
-        <w:tc>
-          <w:tcPr>
-            <w:tcW w:w="2160" w:type="dxa"/>
-          </w:tcPr>
-          <w:p>
-            <w:pPr>
-              <w:rPr>
-                <w:lang w:val="ru-RU"/>
-              </w:rPr>
-            </w:pPr>
-            <w:r>
-              <w:rPr>
-                <w:lang w:val="ru-RU"/>
-              </w:rPr>
-              <w:t>Я чувствую, что всё бессмысленно</w:t>
-            </w:r>
-          </w:p>
-        </w:tc>
-        <w:tc>
-          <w:tcPr>
-            <w:tcW w:w="2160" w:type="dxa"/>
-          </w:tcPr>
-          <w:p>
-            <w:r>
-              <w:t>☐</w:t>
-            </w:r>
-          </w:p>
-        </w:tc>
-        <w:tc>
-          <w:tcPr>
-            <w:tcW w:w="2160" w:type="dxa"/>
-          </w:tcPr>
-          <w:p>
-            <w:r>
-              <w:t>☐</w:t>
-            </w:r>
-          </w:p>
-        </w:tc>
-      </w:tr>
-      <w:tr>
-        <w:tc>
-          <w:tcPr>
-            <w:tcW w:w="2160" w:type="dxa"/>
-          </w:tcPr>
-          <w:p>
-            <w:r>
-              <w:t>14</w:t>
-            </w:r>
-          </w:p>
-        </w:tc>
-        <w:tc>
-          <w:tcPr>
-            <w:tcW w:w="2160" w:type="dxa"/>
-          </w:tcPr>
-          <w:p>
-            <w:pPr>
-              <w:rPr>
-                <w:lang w:val="ru-RU"/>
-              </w:rPr>
-            </w:pPr>
-            <w:r>
-              <w:rPr>
-                <w:lang w:val="ru-RU"/>
-              </w:rPr>
-              <w:t>Я думаю, что моя жизнь может стать лучше</w:t>
-            </w:r>
-          </w:p>
-        </w:tc>
-        <w:tc>
-          <w:tcPr>
-            <w:tcW w:w="2160" w:type="dxa"/>
-          </w:tcPr>
-          <w:p>
-            <w:r>
-              <w:t>☐</w:t>
-            </w:r>
-          </w:p>
-        </w:tc>
-        <w:tc>
-          <w:tcPr>
-            <w:tcW w:w="2160" w:type="dxa"/>
-          </w:tcPr>
-          <w:p>
-            <w:r>
-              <w:t>☐</w:t>
-            </w:r>
-          </w:p>
-        </w:tc>
-      </w:tr>
-      <w:tr>
-        <w:tc>
-          <w:tcPr>
-            <w:tcW w:w="2160" w:type="dxa"/>
-          </w:tcPr>
-          <w:p>
-            <w:r>
-              <w:t>15</w:t>
-            </w:r>
-          </w:p>
-        </w:tc>
-        <w:tc>
-          <w:tcPr>
-            <w:tcW w:w="2160" w:type="dxa"/>
-          </w:tcPr>
-          <w:p>
-            <w:pPr>
-              <w:rPr>
-                <w:lang w:val="ru-RU"/>
-              </w:rPr>
-            </w:pPr>
-            <w:r>
-              <w:rPr>
-                <w:lang w:val="ru-RU"/>
-              </w:rPr>
-              <w:t>Я не вижу смысла что-то планировать</w:t>
-            </w:r>
-          </w:p>
-        </w:tc>
-        <w:tc>
-          <w:tcPr>
-            <w:tcW w:w="2160" w:type="dxa"/>
-          </w:tcPr>
-          <w:p>
-            <w:r>
-              <w:t>☐</w:t>
-            </w:r>
-          </w:p>
-        </w:tc>
-        <w:tc>
-          <w:tcPr>
-            <w:tcW w:w="2160" w:type="dxa"/>
-          </w:tcPr>
-          <w:p>
-            <w:r>
-              <w:t>☐</w:t>
-            </w:r>
-          </w:p>
-        </w:tc>
-      </w:tr>
-      <w:tr>
-        <w:tc>
-          <w:tcPr>
-            <w:tcW w:w="2160" w:type="dxa"/>
-          </w:tcPr>
-          <w:p>
-            <w:r>
-              <w:t>16</w:t>
-            </w:r>
-          </w:p>
-        </w:tc>
-        <w:tc>
-          <w:tcPr>
-            <w:tcW w:w="2160" w:type="dxa"/>
-          </w:tcPr>
-          <w:p>
-            <w:pPr>
-              <w:rPr>
-                <w:lang w:val="ru-RU"/>
-              </w:rPr>
-            </w:pPr>
-            <w:r>
-              <w:rPr>
-                <w:lang w:val="ru-RU"/>
-              </w:rPr>
-              <w:t>Мне кажется, что мои усилия ничего не изменят</w:t>
-            </w:r>
-          </w:p>
-        </w:tc>
-        <w:tc>
-          <w:tcPr>
-            <w:tcW w:w="2160" w:type="dxa"/>
-          </w:tcPr>
-          <w:p>
-            <w:r>
-              <w:t>☐</w:t>
-            </w:r>
-          </w:p>
-        </w:tc>
-        <w:tc>
-          <w:tcPr>
-            <w:tcW w:w="2160" w:type="dxa"/>
-          </w:tcPr>
-          <w:p>
-            <w:r>
-              <w:t>☐</w:t>
-            </w:r>
-          </w:p>
-        </w:tc>
-      </w:tr>
-      <w:tr>
-        <w:tc>
-          <w:tcPr>
-            <w:tcW w:w="2160" w:type="dxa"/>
-          </w:tcPr>
-          <w:p>
-            <w:r>
-              <w:t>17</w:t>
-            </w:r>
-          </w:p>
-        </w:tc>
-        <w:tc>
-          <w:tcPr>
-            <w:tcW w:w="2160" w:type="dxa"/>
-          </w:tcPr>
-          <w:p>
-            <w:pPr>
-              <w:rPr>
-                <w:lang w:val="ru-RU"/>
-              </w:rPr>
-            </w:pPr>
-            <w:r>
-              <w:rPr>
-                <w:lang w:val="ru-RU"/>
-              </w:rPr>
-              <w:t>Я уверен(а), что смогу добиться чего-то важного</w:t>
-            </w:r>
-          </w:p>
-        </w:tc>
-        <w:tc>
-          <w:tcPr>
-            <w:tcW w:w="2160" w:type="dxa"/>
-          </w:tcPr>
-          <w:p>
-            <w:r>
-              <w:t>☐</w:t>
-            </w:r>
-          </w:p>
-        </w:tc>
-        <w:tc>
-          <w:tcPr>
-            <w:tcW w:w="2160" w:type="dxa"/>
-          </w:tcPr>
-          <w:p>
-            <w:r>
-              <w:t>☐</w:t>
-            </w:r>
-          </w:p>
-        </w:tc>
-      </w:tr>
-      <w:tr>
-        <w:tc>
-          <w:tcPr>
-            <w:tcW w:w="2160" w:type="dxa"/>
-          </w:tcPr>
-          <w:p>
-            <w:r>
-              <w:t>18</w:t>
-            </w:r>
-          </w:p>
-        </w:tc>
-        <w:tc>
-          <w:tcPr>
-            <w:tcW w:w="2160" w:type="dxa"/>
-          </w:tcPr>
-          <w:p>
-            <w:pPr>
-              <w:rPr>
-                <w:lang w:val="ru-RU"/>
-              </w:rPr>
-            </w:pPr>
-            <w:r>
-              <w:rPr>
-                <w:lang w:val="ru-RU"/>
-              </w:rPr>
-              <w:t>Я чувствую, что у меня нет будущего</w:t>
-            </w:r>
-          </w:p>
-        </w:tc>
-        <w:tc>
-          <w:tcPr>
-            <w:tcW w:w="2160" w:type="dxa"/>
-          </w:tcPr>
-          <w:p>
-            <w:r>
-              <w:t>☐</w:t>
-            </w:r>
-          </w:p>
-        </w:tc>
-        <w:tc>
-          <w:tcPr>
-            <w:tcW w:w="2160" w:type="dxa"/>
-          </w:tcPr>
-          <w:p>
-            <w:r>
-              <w:t>☐</w:t>
-            </w:r>
-          </w:p>
-        </w:tc>
-      </w:tr>
-      <w:tr>
-        <w:tc>
-          <w:tcPr>
-            <w:tcW w:w="2160" w:type="dxa"/>
-          </w:tcPr>
-          <w:p>
-            <w:r>
-              <w:t>19</w:t>
-            </w:r>
-          </w:p>
-        </w:tc>
-        <w:tc>
-          <w:tcPr>
-            <w:tcW w:w="2160" w:type="dxa"/>
-          </w:tcPr>
-          <w:p>
-            <w:pPr>
-              <w:rPr>
-                <w:lang w:val="ru-RU"/>
-              </w:rPr>
-            </w:pPr>
-            <w:r>
-              <w:rPr>
-                <w:lang w:val="ru-RU"/>
-              </w:rPr>
-              <w:t>Я верю, что впереди есть хорошие возможности</w:t>
-            </w:r>
-          </w:p>
-        </w:tc>
-        <w:tc>
-          <w:tcPr>
-            <w:tcW w:w="2160" w:type="dxa"/>
-          </w:tcPr>
-          <w:p>
-            <w:r>
-              <w:t>☐</w:t>
-            </w:r>
-          </w:p>
-        </w:tc>
-        <w:tc>
-          <w:tcPr>
-            <w:tcW w:w="2160" w:type="dxa"/>
-          </w:tcPr>
-          <w:p>
-            <w:r>
-              <w:t>☐</w:t>
-            </w:r>
-          </w:p>
-        </w:tc>
-      </w:tr>
-      <w:tr>
-        <w:tc>
-          <w:tcPr>
-            <w:tcW w:w="2160" w:type="dxa"/>
-          </w:tcPr>
-          <w:p>
-            <w:r>
-              <w:t>20</w:t>
-            </w:r>
-          </w:p>
-        </w:tc>
-        <w:tc>
-          <w:tcPr>
-            <w:tcW w:w="2160" w:type="dxa"/>
-          </w:tcPr>
-          <w:p>
-            <w:pPr>
-              <w:rPr>
-                <w:lang w:val="ru-RU"/>
-              </w:rPr>
-            </w:pPr>
-            <w:r>
-              <w:rPr>
-                <w:lang w:val="ru-RU"/>
-              </w:rPr>
-              <w:t>Я думаю, что мои желания не сбудутся</w:t>
-            </w:r>
-          </w:p>
-        </w:tc>
-        <w:tc>
-          <w:tcPr>
-            <w:tcW w:w="2160" w:type="dxa"/>
-          </w:tcPr>
-          <w:p>
-            <w:r>
-              <w:t>☐</w:t>
-            </w:r>
-          </w:p>
-        </w:tc>
-        <w:tc>
-          <w:tcPr>
-            <w:tcW w:w="2160" w:type="dxa"/>
-          </w:tcPr>
-          <w:p>
-            <w:r>
-              <w:t>☐</w:t>
-            </w:r>
-          </w:p>
-        </w:tc>
-      </w:tr>
     </w:tbl>
     <w:p>
       <w:pPr>
@@ -1206,7 +668,6 @@
           <w:bCs/>
           <w:sz w:val="24"/>
           <w:szCs w:val="24"/>
-          <w:lang w:val="ru-KZ" w:eastAsia="ru-KZ"/>
         </w:rPr>
       </w:pPr>
     </w:p>
@@ -1219,7 +680,6 @@
           <w:bCs/>
           <w:sz w:val="24"/>
           <w:szCs w:val="24"/>
-          <w:lang w:val="ru-KZ" w:eastAsia="ru-KZ"/>
         </w:rPr>
       </w:pPr>
       <w:r>
@@ -1229,9 +689,7 @@
           <w:bCs/>
           <w:sz w:val="24"/>
           <w:szCs w:val="24"/>
-          <w:lang w:val="ru-KZ" w:eastAsia="ru-KZ"/>
         </w:rPr>
-        <w:lastRenderedPageBreak/>
         <w:t>КЛЮЧ ОБРАБОТКИ РЕЗУЛЬТАТОВ:</w:t>
       </w:r>
     </w:p>
@@ -1244,7 +702,6 @@
           <w:bCs/>
           <w:sz w:val="24"/>
           <w:szCs w:val="24"/>
-          <w:lang w:val="ru-KZ" w:eastAsia="ru-KZ"/>
         </w:rPr>
       </w:pPr>
     </w:p>
@@ -1255,7 +712,7 @@
           <w:rFonts w:ascii="Times New Roman" w:eastAsia="Times New Roman" w:hAnsi="Times New Roman" w:cs="Times New Roman"/>
           <w:sz w:val="24"/>
           <w:szCs w:val="24"/>
-          <w:lang w:val="ru-KZ" w:eastAsia="ru-KZ"/>
+          <w:lang w:val="ru-RU"/>
         </w:rPr>
       </w:pPr>
       <w:r>
@@ -1265,16 +722,37 @@
           <w:bCs/>
           <w:sz w:val="24"/>
           <w:szCs w:val="24"/>
-          <w:lang w:val="ru-KZ" w:eastAsia="ru-KZ"/>
+          <w:lang w:val="ru-RU"/>
         </w:rPr>
-        <w:t>Шкала безнадежности Бека (BHS)</w:t>
+        <w:t>Шкала безнадежности Бека (</w:t>
+      </w:r>
+      <w:r>
+        <w:rPr>
+          <w:rFonts w:ascii="Times New Roman" w:eastAsia="Times New Roman" w:hAnsi="Times New Roman" w:cs="Times New Roman"/>
+          <w:b/>
+          <w:bCs/>
+          <w:sz w:val="24"/>
+          <w:szCs w:val="24"/>
+        </w:rPr>
+        <w:t>BHS</w:t>
+      </w:r>
+      <w:r>
+        <w:rPr>
+          <w:rFonts w:ascii="Times New Roman" w:eastAsia="Times New Roman" w:hAnsi="Times New Roman" w:cs="Times New Roman"/>
+          <w:b/>
+          <w:bCs/>
+          <w:sz w:val="24"/>
+          <w:szCs w:val="24"/>
+          <w:lang w:val="ru-RU"/>
+        </w:rPr>
+        <w:t>)</w:t>
       </w:r>
       <w:r>
         <w:rPr>
           <w:rFonts w:ascii="Times New Roman" w:eastAsia="Times New Roman" w:hAnsi="Times New Roman" w:cs="Times New Roman"/>
           <w:sz w:val="24"/>
           <w:szCs w:val="24"/>
-          <w:lang w:val="ru-KZ" w:eastAsia="ru-KZ"/>
+          <w:lang w:val="ru-RU"/>
         </w:rPr>
         <w:t xml:space="preserve"> для подростков измеряет уровень пессимизма и негативного отношения к будущему, являясь важным индикатором суицидального риска. Тест состоит из 20 утверждений: каждое из них оценивается в </w:t>
       </w:r>
@@ -1285,7 +763,7 @@
           <w:bCs/>
           <w:sz w:val="24"/>
           <w:szCs w:val="24"/>
-          <w:lang w:val="ru-KZ" w:eastAsia="ru-KZ"/>
+          <w:lang w:val="ru-RU"/>
         </w:rPr>
         <w:t>1 балл</w:t>
       </w:r>
@@ -1294,7 +772,7 @@
           <w:rFonts w:ascii="Times New Roman" w:eastAsia="Times New Roman" w:hAnsi="Times New Roman" w:cs="Times New Roman"/>
           <w:sz w:val="24"/>
           <w:szCs w:val="24"/>
-          <w:lang w:val="ru-KZ" w:eastAsia="ru-KZ"/>
+          <w:lang w:val="ru-RU"/>
         </w:rPr>
         <w:t xml:space="preserve">, если ответ совпадает с «ключом» (признаком безнадежности), или в </w:t>
       </w:r>
@@ -1305,7 +783,7 @@
           <w:bCs/>
           <w:sz w:val="24"/>
           <w:szCs w:val="24"/>
-          <w:lang w:val="ru-KZ" w:eastAsia="ru-KZ"/>
+          <w:lang w:val="ru-RU"/>
         </w:rPr>
         <w:t>0 баллов</w:t>
       </w:r>
@@ -1314,9 +792,92 @@
           <w:rFonts w:ascii="Times New Roman" w:eastAsia="Times New Roman" w:hAnsi="Times New Roman" w:cs="Times New Roman"/>
           <w:sz w:val="24"/>
           <w:szCs w:val="24"/>
-          <w:lang w:val="ru-KZ" w:eastAsia="ru-KZ"/>
+          <w:lang w:val="ru-RU"/>
         </w:rPr>
         <w:t xml:space="preserve"> при несогласии. [</w:t>
+      </w:r>
+      <w:r>
+        <w:fldChar w:fldCharType="begin"/>
+      </w:r>
+      <w:r>
+        <w:instrText>HYPERLINK</w:instrText>
+      </w:r>
+      <w:r>
+        <w:rPr>
+          <w:lang w:val="ru-RU"/>
+        </w:rPr>
+        <w:instrText xml:space="preserve"> "</w:instrText>
+      </w:r>
+      <w:r>
+        <w:instrText>https</w:instrText>
+      </w:r>
+      <w:r>
+        <w:rPr>
+          <w:lang w:val="ru-RU"/>
+        </w:rPr>
+        <w:instrText>://</w:instrText>
+      </w:r>
+      <w:r>
+        <w:instrText>doctorsan</w:instrText>
+      </w:r>
+      <w:r>
+        <w:rPr>
+          <w:lang w:val="ru-RU"/>
+        </w:rPr>
+        <w:instrText>.</w:instrText>
+      </w:r>
+      <w:r>
+        <w:instrText>ru</w:instrText>
+      </w:r>
+      <w:r>
+        <w:rPr>
+          <w:lang w:val="ru-RU"/>
+        </w:rPr>
+        <w:instrText>/</w:instrText>
+      </w:r>
+      <w:r>
+        <w:instrText>tests</w:instrText>
+      </w:r>
+      <w:r>
+        <w:rPr>
+          <w:lang w:val="ru-RU"/>
+        </w:rPr>
+        <w:instrText>/</w:instrText>
+      </w:r>
+      <w:r>
+        <w:instrText>bhs</w:instrText>
+      </w:r>
+      <w:r>
+        <w:rPr>
+          <w:lang w:val="ru-RU"/>
+        </w:rPr>
+        <w:instrText>"</w:instrText>
+      </w:r>
+      <w:r>
+        <w:fldChar w:fldCharType="separate"/>
+      </w:r>
+      <w:r>
+        <w:rPr>
+          <w:rFonts w:ascii="Times New Roman" w:eastAsia="Times New Roman" w:hAnsi="Times New Roman" w:cs="Times New Roman"/>
+          <w:color w:val="0000FF"/>
+          <w:sz w:val="24"/>
+          <w:szCs w:val="24"/>
+          <w:u w:val="single"/>
+          <w:lang w:val="ru-RU"/>
+        </w:rPr>
+        <w:t>1</w:t>
+      </w:r>
+      <w:r>
+        <w:fldChar w:fldCharType="end"/>
+      </w:r>
+      <w:r>
+        <w:rPr>
+          <w:rFonts w:ascii="Times New Roman" w:eastAsia="Times New Roman" w:hAnsi="Times New Roman" w:cs="Times New Roman"/>
+          <w:sz w:val="24"/>
+          <w:szCs w:val="24"/>
+          <w:lang w:val="ru-RU"/>
+        </w:rPr>
+        <w:t xml:space="preserve">, </w:t>
       </w:r>
       <w:hyperlink r:id="rId6" w:history="1">
         <w:r>
@@ -1326,29 +887,7 @@
             <w:sz w:val="24"/>
             <w:szCs w:val="24"/>
             <w:u w:val="single"/>
-            <w:lang w:val="ru-KZ" w:eastAsia="ru-KZ"/>
-          </w:rPr>
-          <w:t>1</w:t>
-        </w:r>
-      </w:hyperlink>
-      <w:r>
-        <w:rPr>
-          <w:rFonts w:ascii="Times New Roman" w:eastAsia="Times New Roman" w:hAnsi="Times New Roman" w:cs="Times New Roman"/>
-          <w:sz w:val="24"/>
-          <w:szCs w:val="24"/>
-          <w:lang w:val="ru-KZ" w:eastAsia="ru-KZ"/>
-        </w:rPr>
-        <w:t xml:space="preserve">, </w:t>
-      </w:r>
-      <w:hyperlink r:id="rId7" w:history="1">
-        <w:r>
-          <w:rPr>
-            <w:rFonts w:ascii="Times New Roman" w:eastAsia="Times New Roman" w:hAnsi="Times New Roman" w:cs="Times New Roman"/>
-            <w:color w:val="0000FF"/>
-            <w:sz w:val="24"/>
-            <w:szCs w:val="24"/>
-            <w:u w:val="single"/>
-            <w:lang w:val="ru-KZ" w:eastAsia="ru-KZ"/>
+            <w:lang w:val="ru-RU"/>
           </w:rPr>
           <w:t>2</w:t>
         </w:r>
@@ -1358,7 +897,7 @@
           <w:rFonts w:ascii="Times New Roman" w:eastAsia="Times New Roman" w:hAnsi="Times New Roman" w:cs="Times New Roman"/>
           <w:sz w:val="24"/>
           <w:szCs w:val="24"/>
-          <w:lang w:val="ru-KZ" w:eastAsia="ru-KZ"/>
+          <w:lang w:val="ru-RU"/>
         </w:rPr>
         <w:t>]</w:t>
       </w:r>
@@ -1370,7 +909,7 @@
           <w:rFonts w:ascii="Times New Roman" w:eastAsia="Times New Roman" w:hAnsi="Times New Roman" w:cs="Times New Roman"/>
           <w:sz w:val="24"/>
           <w:szCs w:val="24"/>
-          <w:lang w:val="ru-KZ" w:eastAsia="ru-KZ"/>
+          <w:lang w:val="ru-RU"/>
         </w:rPr>
       </w:pPr>
       <w:r>
@@ -1378,7 +917,7 @@
           <w:rFonts w:ascii="Times New Roman" w:eastAsia="Times New Roman" w:hAnsi="Times New Roman" w:cs="Times New Roman"/>
           <w:sz w:val="24"/>
           <w:szCs w:val="24"/>
-          <w:lang w:val="ru-KZ" w:eastAsia="ru-KZ"/>
+          <w:lang w:val="ru-RU"/>
         </w:rPr>
         <w:t>Подробный ключ и интерпретация результатов включают следующие аспекты:</w:t>
       </w:r>
@@ -1390,7 +929,7 @@
           <w:rFonts w:ascii="Times New Roman" w:eastAsia="Times New Roman" w:hAnsi="Times New Roman" w:cs="Times New Roman"/>
           <w:sz w:val="24"/>
           <w:szCs w:val="24"/>
-          <w:lang w:val="ru-KZ" w:eastAsia="ru-KZ"/>
+          <w:lang w:val="ru-RU"/>
         </w:rPr>
       </w:pPr>
     </w:p>
@@ -1401,7 +940,7 @@
           <w:rFonts w:ascii="Times New Roman" w:eastAsia="Times New Roman" w:hAnsi="Times New Roman" w:cs="Times New Roman"/>
           <w:sz w:val="24"/>
           <w:szCs w:val="24"/>
-          <w:lang w:val="ru-KZ" w:eastAsia="ru-KZ"/>
+          <w:lang w:val="ru-RU"/>
         </w:rPr>
       </w:pPr>
       <w:r>
@@ -1409,7 +948,7 @@
           <w:rFonts w:ascii="Times New Roman" w:eastAsia="Times New Roman" w:hAnsi="Times New Roman" w:cs="Times New Roman"/>
           <w:sz w:val="24"/>
           <w:szCs w:val="24"/>
-          <w:lang w:val="ru-KZ" w:eastAsia="ru-KZ"/>
+          <w:lang w:val="ru-RU"/>
         </w:rPr>
         <w:t>В опроснике из 20 пунктов ответы «Да» (или «Верно») отражают безнадежность.</w:t>
       </w:r>
@@ -1425,7 +964,7 @@
           <w:rFonts w:ascii="Times New Roman" w:eastAsia="Times New Roman" w:hAnsi="Times New Roman" w:cs="Times New Roman"/>
           <w:sz w:val="24"/>
           <w:szCs w:val="24"/>
-          <w:lang w:val="ru-KZ" w:eastAsia="ru-KZ"/>
+          <w:lang w:val="ru-RU"/>
         </w:rPr>
       </w:pPr>
       <w:r>
@@ -1433,7 +972,7 @@
           <w:rFonts w:ascii="Times New Roman" w:eastAsia="Times New Roman" w:hAnsi="Times New Roman" w:cs="Times New Roman"/>
           <w:sz w:val="24"/>
           <w:szCs w:val="24"/>
-          <w:lang w:val="ru-KZ" w:eastAsia="ru-KZ"/>
+          <w:lang w:val="ru-RU"/>
         </w:rPr>
         <w:t xml:space="preserve">Для </w:t>
       </w:r>
@@ -1444,7 +983,7 @@
           <w:bCs/>
           <w:sz w:val="24"/>
           <w:szCs w:val="24"/>
-          <w:lang w:val="ru-KZ" w:eastAsia="ru-KZ"/>
+          <w:lang w:val="ru-RU"/>
         </w:rPr>
         <w:t>1, 3, 5, 6, 8, 10, 11, 13, 15, 19</w:t>
       </w:r>
@@ -1453,7 +992,7 @@
           <w:rFonts w:ascii="Times New Roman" w:eastAsia="Times New Roman" w:hAnsi="Times New Roman" w:cs="Times New Roman"/>
           <w:sz w:val="24"/>
           <w:szCs w:val="24"/>
-          <w:lang w:val="ru-KZ" w:eastAsia="ru-KZ"/>
+          <w:lang w:val="ru-RU"/>
         </w:rPr>
         <w:t xml:space="preserve"> вопросов ответом, подтверждающим безнадежность, является </w:t>
       </w:r>
@@ -1464,7 +1003,7 @@
           <w:bCs/>
           <w:sz w:val="24"/>
           <w:szCs w:val="24"/>
-          <w:lang w:val="ru-KZ" w:eastAsia="ru-KZ"/>
+          <w:lang w:val="ru-RU"/>
         </w:rPr>
         <w:t>«Да»</w:t>
       </w:r>
@@ -1473,7 +1012,7 @@
           <w:rFonts w:ascii="Times New Roman" w:eastAsia="Times New Roman" w:hAnsi="Times New Roman" w:cs="Times New Roman"/>
           <w:sz w:val="24"/>
           <w:szCs w:val="24"/>
-          <w:lang w:val="ru-KZ" w:eastAsia="ru-KZ"/>
+          <w:lang w:val="ru-RU"/>
         </w:rPr>
         <w:t>.</w:t>
       </w:r>
@@ -1489,7 +1028,6 @@
           <w:rFonts w:ascii="Times New Roman" w:eastAsia="Times New Roman" w:hAnsi="Times New Roman" w:cs="Times New Roman"/>
           <w:sz w:val="24"/>
           <w:szCs w:val="24"/>
-          <w:lang w:val="ru-KZ" w:eastAsia="ru-KZ"/>
         </w:rPr>
       </w:pPr>
       <w:r>
@@ -1497,7 +1035,7 @@
           <w:rFonts w:ascii="Times New Roman" w:eastAsia="Times New Roman" w:hAnsi="Times New Roman" w:cs="Times New Roman"/>
           <w:sz w:val="24"/>
           <w:szCs w:val="24"/>
-          <w:lang w:val="ru-KZ" w:eastAsia="ru-KZ"/>
+          <w:lang w:val="ru-RU"/>
         </w:rPr>
         <w:t xml:space="preserve">Для </w:t>
       </w:r>
@@ -1508,7 +1046,7 @@
           <w:bCs/>
           <w:sz w:val="24"/>
           <w:szCs w:val="24"/>
-          <w:lang w:val="ru-KZ" w:eastAsia="ru-KZ"/>
+          <w:lang w:val="ru-RU"/>
         </w:rPr>
         <w:t>2, 4, 7, 9, 12, 14, 16, 17, 18, 20</w:t>
       </w:r>
@@ -1517,7 +1055,7 @@
           <w:rFonts w:ascii="Times New Roman" w:eastAsia="Times New Roman" w:hAnsi="Times New Roman" w:cs="Times New Roman"/>
           <w:sz w:val="24"/>
           <w:szCs w:val="24"/>
-          <w:lang w:val="ru-KZ" w:eastAsia="ru-KZ"/>
+          <w:lang w:val="ru-RU"/>
         </w:rPr>
         <w:t xml:space="preserve"> вопросов ответом, подтверждающим безнадежность, является </w:t>
       </w:r>
@@ -1528,7 +1066,7 @@
           <w:bCs/>
           <w:sz w:val="24"/>
           <w:szCs w:val="24"/>
-          <w:lang w:val="ru-KZ" w:eastAsia="ru-KZ"/>
+          <w:lang w:val="ru-RU"/>
         </w:rPr>
         <w:t>«Нет»</w:t>
       </w:r>
@@ -1537,11 +1075,19 @@
           <w:rFonts w:ascii="Times New Roman" w:eastAsia="Times New Roman" w:hAnsi="Times New Roman" w:cs="Times New Roman"/>
           <w:sz w:val="24"/>
           <w:szCs w:val="24"/>
-          <w:lang w:val="ru-KZ" w:eastAsia="ru-KZ"/>
+          <w:lang w:val="ru-RU"/>
         </w:rPr>
-        <w:t>. [</w:t>
+        <w:t xml:space="preserve">. </w:t>
       </w:r>
-      <w:hyperlink r:id="rId8" w:history="1">
+      <w:r>
+        <w:rPr>
+          <w:rFonts w:ascii="Times New Roman" w:eastAsia="Times New Roman" w:hAnsi="Times New Roman" w:cs="Times New Roman"/>
+          <w:sz w:val="24"/>
+          <w:szCs w:val="24"/>
+        </w:rPr>
+        <w:t>[</w:t>
+      </w:r>
+      <w:hyperlink r:id="rId7" w:history="1">
         <w:r>
           <w:rPr>
             <w:rFonts w:ascii="Times New Roman" w:eastAsia="Times New Roman" w:hAnsi="Times New Roman" w:cs="Times New Roman"/>
@@ -1549,7 +1095,6 @@
             <w:sz w:val="24"/>
             <w:szCs w:val="24"/>
             <w:u w:val="single"/>
-            <w:lang w:val="ru-KZ" w:eastAsia="ru-KZ"/>
           </w:rPr>
           <w:t>1</w:t>
         </w:r>
@@ -1559,7 +1104,6 @@
           <w:rFonts w:ascii="Times New Roman" w:eastAsia="Times New Roman" w:hAnsi="Times New Roman" w:cs="Times New Roman"/>
           <w:sz w:val="24"/>
           <w:szCs w:val="24"/>
-          <w:lang w:val="ru-KZ" w:eastAsia="ru-KZ"/>
         </w:rPr>
         <w:t>]</w:t>
       </w:r>
@@ -1573,7 +1117,6 @@
           <w:bCs/>
           <w:sz w:val="24"/>
           <w:szCs w:val="24"/>
-          <w:lang w:val="ru-KZ" w:eastAsia="ru-KZ"/>
         </w:rPr>
       </w:pPr>
       <w:r>
@@ -1583,7 +1126,6 @@
           <w:bCs/>
           <w:sz w:val="24"/>
           <w:szCs w:val="24"/>
-          <w:lang w:val="ru-KZ" w:eastAsia="ru-KZ"/>
         </w:rPr>
         <w:t>Интерпретация результатов</w:t>
       </w:r>
@@ -1595,7 +1137,7 @@
           <w:rFonts w:ascii="Times New Roman" w:eastAsia="Times New Roman" w:hAnsi="Times New Roman" w:cs="Times New Roman"/>
           <w:sz w:val="24"/>
           <w:szCs w:val="24"/>
-          <w:lang w:val="ru-KZ" w:eastAsia="ru-KZ"/>
+          <w:lang w:val="ru-RU"/>
         </w:rPr>
       </w:pPr>
       <w:r>
@@ -1603,29 +1145,153 @@
           <w:rFonts w:ascii="Times New Roman" w:eastAsia="Times New Roman" w:hAnsi="Times New Roman" w:cs="Times New Roman"/>
           <w:sz w:val="24"/>
           <w:szCs w:val="24"/>
-          <w:lang w:val="ru-KZ" w:eastAsia="ru-KZ"/>
+          <w:lang w:val="ru-RU"/>
         </w:rPr>
         <w:t>Баллы суммируются, после чего определяется степень выраженности безнадежности: [</w:t>
       </w:r>
-      <w:hyperlink r:id="rId9" w:history="1">
-        <w:r>
-          <w:rPr>
-            <w:rFonts w:ascii="Times New Roman" w:eastAsia="Times New Roman" w:hAnsi="Times New Roman" w:cs="Times New Roman"/>
-            <w:color w:val="0000FF"/>
-            <w:sz w:val="24"/>
-            <w:szCs w:val="24"/>
-            <w:u w:val="single"/>
-            <w:lang w:val="ru-KZ" w:eastAsia="ru-KZ"/>
-          </w:rPr>
-          <w:t>1</w:t>
-        </w:r>
-      </w:hyperlink>
+      <w:r>
+        <w:fldChar w:fldCharType="begin"/>
+      </w:r>
+      <w:r>
+        <w:instrText>HYPERLINK</w:instrText>
+      </w:r>
+      <w:r>
+        <w:rPr>
+          <w:lang w:val="ru-RU"/>
+        </w:rPr>
+        <w:instrText xml:space="preserve"> "</w:instrText>
+      </w:r>
+      <w:r>
+        <w:instrText>https</w:instrText>
+      </w:r>
+      <w:r>
+        <w:rPr>
+          <w:lang w:val="ru-RU"/>
+        </w:rPr>
+        <w:instrText>://</w:instrText>
+      </w:r>
+      <w:r>
+        <w:instrText>soiro</w:instrText>
+      </w:r>
+      <w:r>
+        <w:rPr>
+          <w:lang w:val="ru-RU"/>
+        </w:rPr>
+        <w:instrText>64.</w:instrText>
+      </w:r>
+      <w:r>
+        <w:instrText>ru</w:instrText>
+      </w:r>
+      <w:r>
+        <w:rPr>
+          <w:lang w:val="ru-RU"/>
+        </w:rPr>
+        <w:instrText>/</w:instrText>
+      </w:r>
+      <w:r>
+        <w:instrText>wp</w:instrText>
+      </w:r>
+      <w:r>
+        <w:rPr>
+          <w:lang w:val="ru-RU"/>
+        </w:rPr>
+        <w:instrText>-</w:instrText>
+      </w:r>
+      <w:r>
+        <w:instrText>content</w:instrText>
+      </w:r>
+      <w:r>
+        <w:rPr>
+          <w:lang w:val="ru-RU"/>
+        </w:rPr>
+        <w:instrText>/</w:instrText>
+      </w:r>
+      <w:r>
+        <w:instrText>uploads</w:instrText>
+      </w:r>
+      <w:r>
+        <w:rPr>
+          <w:lang w:val="ru-RU"/>
+        </w:rPr>
+        <w:instrText>/2023/06/</w:instrText>
+      </w:r>
+      <w:r>
+        <w:instrText>shkala</w:instrText>
+      </w:r>
+      <w:r>
+        <w:rPr>
+          <w:lang w:val="ru-RU"/>
+        </w:rPr>
+        <w:instrText>-</w:instrText>
+      </w:r>
+      <w:r>
+        <w:instrText>beznadezhnosti</w:instrText>
+      </w:r>
+      <w:r>
+        <w:rPr>
+          <w:lang w:val="ru-RU"/>
+        </w:rPr>
+        <w:instrText>-</w:instrText>
+      </w:r>
+      <w:r>
+        <w:instrText>depressii</w:instrText>
+      </w:r>
+      <w:r>
+        <w:rPr>
+          <w:lang w:val="ru-RU"/>
+        </w:rPr>
+        <w:instrText>-</w:instrText>
+      </w:r>
+      <w:r>
+        <w:instrText>a</w:instrText>
+      </w:r>
+      <w:r>
+        <w:rPr>
+          <w:lang w:val="ru-RU"/>
+        </w:rPr>
+        <w:instrText>.</w:instrText>
+      </w:r>
+      <w:r>
+        <w:instrText>beka</w:instrText>
+      </w:r>
+      <w:r>
+        <w:rPr>
+          <w:lang w:val="ru-RU"/>
+        </w:rPr>
+        <w:instrText>.</w:instrText>
+      </w:r>
+      <w:r>
+        <w:instrText>pdf</w:instrText>
+      </w:r>
+      <w:r>
+        <w:rPr>
+          <w:lang w:val="ru-RU"/>
+        </w:rPr>
+        <w:instrText>"</w:instrText>
+      </w:r>
+      <w:r>
+        <w:fldChar w:fldCharType="separate"/>
+      </w:r>
+      <w:r>
+        <w:rPr>
+          <w:rFonts w:ascii="Times New Roman" w:eastAsia="Times New Roman" w:hAnsi="Times New Roman" w:cs="Times New Roman"/>
+          <w:color w:val="0000FF"/>
+          <w:sz w:val="24"/>
+          <w:szCs w:val="24"/>
+          <w:u w:val="single"/>
+          <w:lang w:val="ru-RU"/>
+        </w:rPr>
+        <w:t>1</w:t>
+      </w:r>
+      <w:r>
+        <w:fldChar w:fldCharType="end"/>
+      </w:r>
       <w:r>
         <w:rPr>
           <w:rFonts w:ascii="Times New Roman" w:eastAsia="Times New Roman" w:hAnsi="Times New Roman" w:cs="Times New Roman"/>
           <w:sz w:val="24"/>
           <w:szCs w:val="24"/>
-          <w:lang w:val="ru-KZ" w:eastAsia="ru-KZ"/>
+          <w:lang w:val="ru-RU"/>
         </w:rPr>
         <w:t>]</w:t>
       </w:r>
@@ -1641,7 +1307,7 @@
           <w:rFonts w:ascii="Times New Roman" w:eastAsia="Times New Roman" w:hAnsi="Times New Roman" w:cs="Times New Roman"/>
           <w:sz w:val="24"/>
           <w:szCs w:val="24"/>
-          <w:lang w:val="ru-KZ" w:eastAsia="ru-KZ"/>
+          <w:lang w:val="ru-RU"/>
         </w:rPr>
       </w:pPr>
       <w:r>
@@ -1651,7 +1317,7 @@
           <w:bCs/>
           <w:sz w:val="24"/>
           <w:szCs w:val="24"/>
-          <w:lang w:val="ru-KZ" w:eastAsia="ru-KZ"/>
+          <w:lang w:val="ru-RU"/>
         </w:rPr>
         <w:t>0–3 балла:</w:t>
       </w:r>
@@ -1660,7 +1326,7 @@
           <w:rFonts w:ascii="Times New Roman" w:eastAsia="Times New Roman" w:hAnsi="Times New Roman" w:cs="Times New Roman"/>
           <w:sz w:val="24"/>
           <w:szCs w:val="24"/>
-          <w:lang w:val="ru-KZ" w:eastAsia="ru-KZ"/>
+          <w:lang w:val="ru-RU"/>
         </w:rPr>
         <w:t xml:space="preserve"> норма (адекватное восприятие, безнадежность отсутствует).</w:t>
       </w:r>
@@ -1676,7 +1342,6 @@
           <w:rFonts w:ascii="Times New Roman" w:eastAsia="Times New Roman" w:hAnsi="Times New Roman" w:cs="Times New Roman"/>
           <w:sz w:val="24"/>
           <w:szCs w:val="24"/>
-          <w:lang w:val="ru-KZ" w:eastAsia="ru-KZ"/>
         </w:rPr>
       </w:pPr>
       <w:r>
@@ -1686,18 +1351,74 @@
           <w:bCs/>
           <w:sz w:val="24"/>
           <w:szCs w:val="24"/>
-          <w:lang w:val="ru-KZ" w:eastAsia="ru-KZ"/>
         </w:rPr>
-        <w:t>4–8 баллов:</w:t>
+        <w:t xml:space="preserve">4–8 </w:t>
+      </w:r>
+      <w:proofErr w:type="spellStart"/>
+      <w:r>
+        <w:rPr>
+          <w:rFonts w:ascii="Times New Roman" w:eastAsia="Times New Roman" w:hAnsi="Times New Roman" w:cs="Times New Roman"/>
+          <w:b/>
+          <w:bCs/>
+          <w:sz w:val="24"/>
+          <w:szCs w:val="24"/>
+        </w:rPr>
+        <w:t>баллов</w:t>
+      </w:r>
+      <w:proofErr w:type="spellEnd"/>
+      <w:r>
+        <w:rPr>
+          <w:rFonts w:ascii="Times New Roman" w:eastAsia="Times New Roman" w:hAnsi="Times New Roman" w:cs="Times New Roman"/>
+          <w:b/>
+          <w:bCs/>
+          <w:sz w:val="24"/>
+          <w:szCs w:val="24"/>
+        </w:rPr>
+        <w:t>:</w:t>
       </w:r>
       <w:r>
         <w:rPr>
           <w:rFonts w:ascii="Times New Roman" w:eastAsia="Times New Roman" w:hAnsi="Times New Roman" w:cs="Times New Roman"/>
           <w:sz w:val="24"/>
           <w:szCs w:val="24"/>
-          <w:lang w:val="ru-KZ" w:eastAsia="ru-KZ"/>
         </w:rPr>
-        <w:t xml:space="preserve"> легкая степень безнадежности.</w:t>
+        <w:t xml:space="preserve"> </w:t>
+      </w:r>
+      <w:proofErr w:type="spellStart"/>
+      <w:r>
+        <w:rPr>
+          <w:rFonts w:ascii="Times New Roman" w:eastAsia="Times New Roman" w:hAnsi="Times New Roman" w:cs="Times New Roman"/>
+          <w:sz w:val="24"/>
+          <w:szCs w:val="24"/>
+        </w:rPr>
+        <w:t>легкая</w:t>
+      </w:r>
+      <w:proofErr w:type="spellEnd"/>
+      <w:r>
+        <w:rPr>
+          <w:rFonts w:ascii="Times New Roman" w:eastAsia="Times New Roman" w:hAnsi="Times New Roman" w:cs="Times New Roman"/>
+          <w:sz w:val="24"/>
+          <w:szCs w:val="24"/>
+        </w:rPr>
+        <w:t xml:space="preserve"> </w:t>
+      </w:r>
+      <w:proofErr w:type="spellStart"/>
+      <w:r>
+        <w:rPr>
+          <w:rFonts w:ascii="Times New Roman" w:eastAsia="Times New Roman" w:hAnsi="Times New Roman" w:cs="Times New Roman"/>
+          <w:sz w:val="24"/>
+          <w:szCs w:val="24"/>
+        </w:rPr>
+        <w:t>степень</w:t>
+      </w:r>
+      <w:proofErr w:type="spellEnd"/>
+      <w:r>
+        <w:rPr>
+          <w:rFonts w:ascii="Times New Roman" w:eastAsia="Times New Roman" w:hAnsi="Times New Roman" w:cs="Times New Roman"/>
+          <w:sz w:val="24"/>
+          <w:szCs w:val="24"/>
+        </w:rPr>
+        <w:t xml:space="preserve"> безнадежности.</w:t>
       </w:r>
     </w:p>
     <w:p>
@@ -1711,7 +1432,6 @@
           <w:rFonts w:ascii="Times New Roman" w:eastAsia="Times New Roman" w:hAnsi="Times New Roman" w:cs="Times New Roman"/>
           <w:sz w:val="24"/>
           <w:szCs w:val="24"/>
-          <w:lang w:val="ru-KZ" w:eastAsia="ru-KZ"/>
         </w:rPr>
       </w:pPr>
       <w:r>
@@ -1721,7 +1441,6 @@
           <w:bCs/>
           <w:sz w:val="24"/>
           <w:szCs w:val="24"/>
-          <w:lang w:val="ru-KZ" w:eastAsia="ru-KZ"/>
         </w:rPr>
         <w:t>9–14 баллов:</w:t>
       </w:r>
@@ -1730,7 +1449,6 @@
           <w:rFonts w:ascii="Times New Roman" w:eastAsia="Times New Roman" w:hAnsi="Times New Roman" w:cs="Times New Roman"/>
           <w:sz w:val="24"/>
           <w:szCs w:val="24"/>
-          <w:lang w:val="ru-KZ" w:eastAsia="ru-KZ"/>
         </w:rPr>
         <w:t xml:space="preserve"> умеренная степень безнадежности.</w:t>
       </w:r>
@@ -1746,7 +1464,6 @@
           <w:rFonts w:ascii="Times New Roman" w:eastAsia="Times New Roman" w:hAnsi="Times New Roman" w:cs="Times New Roman"/>
           <w:sz w:val="24"/>
           <w:szCs w:val="24"/>
-          <w:lang w:val="ru-KZ" w:eastAsia="ru-KZ"/>
         </w:rPr>
       </w:pPr>
       <w:r>
@@ -1756,7 +1473,7 @@
           <w:bCs/>
           <w:sz w:val="24"/>
           <w:szCs w:val="24"/>
-          <w:lang w:val="ru-KZ" w:eastAsia="ru-KZ"/>
+          <w:lang w:val="ru-RU"/>
         </w:rPr>
         <w:t>15–20 баллов:</w:t>
       </w:r>
@@ -1765,11 +1482,19 @@
           <w:rFonts w:ascii="Times New Roman" w:eastAsia="Times New Roman" w:hAnsi="Times New Roman" w:cs="Times New Roman"/>
           <w:sz w:val="24"/>
           <w:szCs w:val="24"/>
-          <w:lang w:val="ru-KZ" w:eastAsia="ru-KZ"/>
+          <w:lang w:val="ru-RU"/>
         </w:rPr>
-        <w:t xml:space="preserve"> тяжелая степень безнадежности (высокий суицидальный риск). [</w:t>
+        <w:t xml:space="preserve"> тяжелая степень безнадежности (высокий суицидальный риск). </w:t>
       </w:r>
-      <w:hyperlink r:id="rId10" w:history="1">
+      <w:r>
+        <w:rPr>
+          <w:rFonts w:ascii="Times New Roman" w:eastAsia="Times New Roman" w:hAnsi="Times New Roman" w:cs="Times New Roman"/>
+          <w:sz w:val="24"/>
+          <w:szCs w:val="24"/>
+        </w:rPr>
+        <w:t>[</w:t>
+      </w:r>
+      <w:hyperlink r:id="rId8" w:history="1">
         <w:r>
           <w:rPr>
             <w:rFonts w:ascii="Times New Roman" w:eastAsia="Times New Roman" w:hAnsi="Times New Roman" w:cs="Times New Roman"/>
@@ -1777,7 +1502,6 @@
             <w:sz w:val="24"/>
             <w:szCs w:val="24"/>
             <w:u w:val="single"/>
-            <w:lang w:val="ru-KZ" w:eastAsia="ru-KZ"/>
           </w:rPr>
           <w:t>1</w:t>
         </w:r>
@@ -1787,7 +1511,6 @@
           <w:rFonts w:ascii="Times New Roman" w:eastAsia="Times New Roman" w:hAnsi="Times New Roman" w:cs="Times New Roman"/>
           <w:sz w:val="24"/>
           <w:szCs w:val="24"/>
-          <w:lang w:val="ru-KZ" w:eastAsia="ru-KZ"/>
         </w:rPr>
         <w:t>]</w:t>
       </w:r>
@@ -1846,7 +1569,7 @@
     <w:lvl w:ilvl="0">
       <w:start w:val="1"/>
       <w:numFmt w:val="decimal"/>
-      <w:pStyle w:val="3"/>
+      <w:pStyle w:val="ListNumber3"/>
       <w:lvlText w:val="%1."/>
       <w:lvlJc w:val="left"/>
       <w:pPr>
@@ -1864,7 +1587,7 @@
     <w:lvl w:ilvl="0">
       <w:start w:val="1"/>
       <w:numFmt w:val="decimal"/>
-      <w:pStyle w:val="2"/>
+      <w:pStyle w:val="ListNumber2"/>
       <w:lvlText w:val="%1."/>
       <w:lvlJc w:val="left"/>
       <w:pPr>
@@ -1902,7 +1625,7 @@
     <w:lvl w:ilvl="0">
       <w:start w:val="1"/>
       <w:numFmt w:val="bullet"/>
-      <w:pStyle w:val="30"/>
+      <w:pStyle w:val="ListBullet3"/>
       <w:lvlText w:val=""/>
       <w:lvlJc w:val="left"/>
       <w:pPr>
@@ -1923,7 +1646,7 @@
     <w:lvl w:ilvl="0">
       <w:start w:val="1"/>
       <w:numFmt w:val="bullet"/>
-      <w:pStyle w:val="20"/>
+      <w:pStyle w:val="ListBullet2"/>
       <w:lvlText w:val=""/>
       <w:lvlJc w:val="left"/>
       <w:pPr>
@@ -1944,7 +1667,7 @@
     <w:lvl w:ilvl="0">
       <w:start w:val="1"/>
       <w:numFmt w:val="decimal"/>
-      <w:pStyle w:val="a"/>
+      <w:pStyle w:val="ListNumber"/>
       <w:lvlText w:val="%1."/>
       <w:lvlJc w:val="left"/>
       <w:pPr>
@@ -1962,7 +1685,7 @@
     <w:lvl w:ilvl="0">
       <w:start w:val="1"/>
       <w:numFmt w:val="bullet"/>
-      <w:pStyle w:val="a0"/>
+      <w:pStyle w:val="ListBullet"/>
       <w:lvlText w:val=""/>
       <w:lvlJc w:val="left"/>
       <w:pPr>
@@ -2696,16 +2419,16 @@
     <w:lsdException w:name="Unresolved Mention" w:semiHidden="1" w:unhideWhenUsed="1"/>
     <w:lsdException w:name="Smart Link" w:semiHidden="1" w:unhideWhenUsed="1"/>
   </w:latentStyles>
-  <w:style w:type="paragraph" w:default="1" w:styleId="a1">
+  <w:style w:type="paragraph" w:default="1" w:styleId="Normal">
     <w:name w:val="Normal"/>
     <w:qFormat/>
     <w:rsid w:val="00FC693F"/>
   </w:style>
-  <w:style w:type="paragraph" w:styleId="1">
+  <w:style w:type="paragraph" w:styleId="Heading1">
     <w:name w:val="heading 1"/>
-    <w:basedOn w:val="a1"/>
-    <w:next w:val="a1"/>
-    <w:link w:val="10"/>
+    <w:basedOn w:val="Normal"/>
+    <w:next w:val="Normal"/>
+    <w:link w:val="Heading1Char"/>
     <w:uiPriority w:val="9"/>
     <w:qFormat/>
     <w:rsid w:val="00FC693F"/>
@@ -2724,11 +2447,11 @@
       <w:szCs w:val="28"/>
     </w:rPr>
   </w:style>
-  <w:style w:type="paragraph" w:styleId="21">
+  <w:style w:type="paragraph" w:styleId="Heading2">
     <w:name w:val="heading 2"/>
-    <w:basedOn w:val="a1"/>
-    <w:next w:val="a1"/>
-    <w:link w:val="22"/>
+    <w:basedOn w:val="Normal"/>
+    <w:next w:val="Normal"/>
+    <w:link w:val="Heading2Char"/>
     <w:uiPriority w:val="9"/>
     <w:unhideWhenUsed/>
     <w:qFormat/>
@@ -2748,11 +2471,11 @@
       <w:szCs w:val="26"/>
     </w:rPr>
   </w:style>
-  <w:style w:type="paragraph" w:styleId="31">
+  <w:style w:type="paragraph" w:styleId="Heading3">
     <w:name w:val="heading 3"/>
-    <w:basedOn w:val="a1"/>
-    <w:next w:val="a1"/>
-    <w:link w:val="32"/>
+    <w:basedOn w:val="Normal"/>
+    <w:next w:val="Normal"/>
+    <w:link w:val="Heading3Char"/>
     <w:uiPriority w:val="9"/>
     <w:unhideWhenUsed/>
     <w:qFormat/>
@@ -2770,11 +2493,11 @@
       <w:color w:val="4F81BD" w:themeColor="accent1"/>
     </w:rPr>
   </w:style>
-  <w:style w:type="paragraph" w:styleId="4">
+  <w:style w:type="paragraph" w:styleId="Heading4">
     <w:name w:val="heading 4"/>
-    <w:basedOn w:val="a1"/>
-    <w:next w:val="a1"/>
-    <w:link w:val="40"/>
+    <w:basedOn w:val="Normal"/>
+    <w:next w:val="Normal"/>
+    <w:link w:val="Heading4Char"/>
     <w:uiPriority w:val="9"/>
     <w:semiHidden/>
     <w:unhideWhenUsed/>
@@ -2795,11 +2518,11 @@
       <w:color w:val="4F81BD" w:themeColor="accent1"/>
     </w:rPr>
   </w:style>
-  <w:style w:type="paragraph" w:styleId="5">
+  <w:style w:type="paragraph" w:styleId="Heading5">
     <w:name w:val="heading 5"/>
-    <w:basedOn w:val="a1"/>
-    <w:next w:val="a1"/>
-    <w:link w:val="50"/>
+    <w:basedOn w:val="Normal"/>
+    <w:next w:val="Normal"/>
+    <w:link w:val="Heading5Char"/>
     <w:uiPriority w:val="9"/>
     <w:semiHidden/>
     <w:unhideWhenUsed/>
@@ -2816,11 +2539,11 @@
       <w:color w:val="243F60" w:themeColor="accent1" w:themeShade="7F"/>
     </w:rPr>
   </w:style>
-  <w:style w:type="paragraph" w:styleId="6">
+  <w:style w:type="paragraph" w:styleId="Heading6">
     <w:name w:val="heading 6"/>
-    <w:basedOn w:val="a1"/>
-    <w:next w:val="a1"/>
-    <w:link w:val="60"/>
+    <w:basedOn w:val="Normal"/>
+    <w:next w:val="Normal"/>
+    <w:link w:val="Heading6Char"/>
     <w:uiPriority w:val="9"/>
     <w:semiHidden/>
     <w:unhideWhenUsed/>
@@ -2839,11 +2562,11 @@
       <w:color w:val="243F60" w:themeColor="accent1" w:themeShade="7F"/>
     </w:rPr>
   </w:style>
-  <w:style w:type="paragraph" w:styleId="7">
+  <w:style w:type="paragraph" w:styleId="Heading7">
     <w:name w:val="heading 7"/>
-    <w:basedOn w:val="a1"/>
-    <w:next w:val="a1"/>
-    <w:link w:val="70"/>
+    <w:basedOn w:val="Normal"/>
+    <w:next w:val="Normal"/>
+    <w:link w:val="Heading7Char"/>
     <w:uiPriority w:val="9"/>
     <w:semiHidden/>
     <w:unhideWhenUsed/>
@@ -2862,11 +2585,11 @@
       <w:color w:val="404040" w:themeColor="text1" w:themeTint="BF"/>
     </w:rPr>
   </w:style>
-  <w:style w:type="paragraph" w:styleId="8">
+  <w:style w:type="paragraph" w:styleId="Heading8">
     <w:name w:val="heading 8"/>
-    <w:basedOn w:val="a1"/>
-    <w:next w:val="a1"/>
-    <w:link w:val="80"/>
+    <w:basedOn w:val="Normal"/>
+    <w:next w:val="Normal"/>
+    <w:link w:val="Heading8Char"/>
     <w:uiPriority w:val="9"/>
     <w:semiHidden/>
     <w:unhideWhenUsed/>
@@ -2885,11 +2608,11 @@
       <w:szCs w:val="20"/>
     </w:rPr>
   </w:style>
-  <w:style w:type="paragraph" w:styleId="9">
+  <w:style w:type="paragraph" w:styleId="Heading9">
     <w:name w:val="heading 9"/>
-    <w:basedOn w:val="a1"/>
-    <w:next w:val="a1"/>
-    <w:link w:val="90"/>
+    <w:basedOn w:val="Normal"/>
+    <w:next w:val="Normal"/>
+    <w:link w:val="Heading9Char"/>
     <w:uiPriority w:val="9"/>
     <w:semiHidden/>
     <w:unhideWhenUsed/>
@@ -2910,13 +2633,13 @@
       <w:szCs w:val="20"/>
     </w:rPr>
   </w:style>
-  <w:style w:type="character" w:default="1" w:styleId="a2">
+  <w:style w:type="character" w:default="1" w:styleId="DefaultParagraphFont">
     <w:name w:val="Default Paragraph Font"/>
     <w:uiPriority w:val="1"/>
     <w:semiHidden/>
     <w:unhideWhenUsed/>
   </w:style>
-  <w:style w:type="table" w:default="1" w:styleId="a3">
+  <w:style w:type="table" w:default="1" w:styleId="TableNormal">
     <w:name w:val="Normal Table"/>
     <w:uiPriority w:val="99"/>
     <w:semiHidden/>
@@ -2931,16 +2654,16 @@
       </w:tblCellMar>
     </w:tblPr>
   </w:style>
-  <w:style w:type="numbering" w:default="1" w:styleId="a4">
+  <w:style w:type="numbering" w:default="1" w:styleId="NoList">
     <w:name w:val="No List"/>
     <w:uiPriority w:val="99"/>
     <w:semiHidden/>
     <w:unhideWhenUsed/>
   </w:style>
-  <w:style w:type="paragraph" w:styleId="a5">
+  <w:style w:type="paragraph" w:styleId="Header">
     <w:name w:val="header"/>
-    <w:basedOn w:val="a1"/>
-    <w:link w:val="a6"/>
+    <w:basedOn w:val="Normal"/>
+    <w:link w:val="HeaderChar"/>
     <w:uiPriority w:val="99"/>
     <w:unhideWhenUsed/>
     <w:rsid w:val="00E618BF"/>
@@ -2952,17 +2675,17 @@
       <w:spacing w:after="0" w:line="240" w:lineRule="auto"/>
     </w:pPr>
   </w:style>
-  <w:style w:type="character" w:customStyle="1" w:styleId="a6">
-    <w:name w:val="Верхний колонтитул Знак"/>
-    <w:basedOn w:val="a2"/>
-    <w:link w:val="a5"/>
+  <w:style w:type="character" w:customStyle="1" w:styleId="HeaderChar">
+    <w:name w:val="Header Char"/>
+    <w:basedOn w:val="DefaultParagraphFont"/>
+    <w:link w:val="Header"/>
     <w:uiPriority w:val="99"/>
     <w:rsid w:val="00E618BF"/>
   </w:style>
-  <w:style w:type="paragraph" w:styleId="a7">
+  <w:style w:type="paragraph" w:styleId="Footer">
     <w:name w:val="footer"/>
-    <w:basedOn w:val="a1"/>
-    <w:link w:val="a8"/>
+    <w:basedOn w:val="Normal"/>
+    <w:link w:val="FooterChar"/>
     <w:uiPriority w:val="99"/>
     <w:unhideWhenUsed/>
     <w:rsid w:val="00E618BF"/>
@@ -2974,14 +2697,14 @@
       <w:spacing w:after="0" w:line="240" w:lineRule="auto"/>
     </w:pPr>
   </w:style>
-  <w:style w:type="character" w:customStyle="1" w:styleId="a8">
-    <w:name w:val="Нижний колонтитул Знак"/>
-    <w:basedOn w:val="a2"/>
-    <w:link w:val="a7"/>
+  <w:style w:type="character" w:customStyle="1" w:styleId="FooterChar">
+    <w:name w:val="Footer Char"/>
+    <w:basedOn w:val="DefaultParagraphFont"/>
+    <w:link w:val="Footer"/>
     <w:uiPriority w:val="99"/>
     <w:rsid w:val="00E618BF"/>
   </w:style>
-  <w:style w:type="paragraph" w:styleId="a9">
+  <w:style w:type="paragraph" w:styleId="NoSpacing">
     <w:name w:val="No Spacing"/>
     <w:uiPriority w:val="1"/>
     <w:qFormat/>
@@ -2990,10 +2713,10 @@
       <w:spacing w:after="0" w:line="240" w:lineRule="auto"/>
     </w:pPr>
   </w:style>
-  <w:style w:type="character" w:customStyle="1" w:styleId="10">
-    <w:name w:val="Заголовок 1 Знак"/>
-    <w:basedOn w:val="a2"/>
-    <w:link w:val="1"/>
+  <w:style w:type="character" w:customStyle="1" w:styleId="Heading1Char">
+    <w:name w:val="Heading 1 Char"/>
+    <w:basedOn w:val="DefaultParagraphFont"/>
+    <w:link w:val="Heading1"/>
     <w:uiPriority w:val="9"/>
     <w:rsid w:val="00FC693F"/>
     <w:rPr>
@@ -3005,10 +2728,10 @@
       <w:szCs w:val="28"/>
     </w:rPr>
   </w:style>
-  <w:style w:type="character" w:customStyle="1" w:styleId="22">
-    <w:name w:val="Заголовок 2 Знак"/>
-    <w:basedOn w:val="a2"/>
-    <w:link w:val="21"/>
+  <w:style w:type="character" w:customStyle="1" w:styleId="Heading2Char">
+    <w:name w:val="Heading 2 Char"/>
+    <w:basedOn w:val="DefaultParagraphFont"/>
+    <w:link w:val="Heading2"/>
     <w:uiPriority w:val="9"/>
     <w:rsid w:val="00FC693F"/>
     <w:rPr>
@@ -3020,10 +2743,10 @@
       <w:szCs w:val="26"/>
     </w:rPr>
   </w:style>
-  <w:style w:type="character" w:customStyle="1" w:styleId="32">
-    <w:name w:val="Заголовок 3 Знак"/>
-    <w:basedOn w:val="a2"/>
-    <w:link w:val="31"/>
+  <w:style w:type="character" w:customStyle="1" w:styleId="Heading3Char">
+    <w:name w:val="Heading 3 Char"/>
+    <w:basedOn w:val="DefaultParagraphFont"/>
+    <w:link w:val="Heading3"/>
     <w:uiPriority w:val="9"/>
     <w:rsid w:val="00FC693F"/>
     <w:rPr>
@@ -3033,11 +2756,11 @@
       <w:color w:val="4F81BD" w:themeColor="accent1"/>
     </w:rPr>
   </w:style>
-  <w:style w:type="paragraph" w:styleId="aa">
+  <w:style w:type="paragraph" w:styleId="Title">
     <w:name w:val="Title"/>
-    <w:basedOn w:val="a1"/>
-    <w:next w:val="a1"/>
-    <w:link w:val="ab"/>
+    <w:basedOn w:val="Normal"/>
+    <w:next w:val="Normal"/>
+    <w:link w:val="TitleChar"/>
     <w:uiPriority w:val="10"/>
     <w:qFormat/>
     <w:rsid w:val="00FC693F"/>
@@ -3057,10 +2780,10 @@
       <w:szCs w:val="52"/>
     </w:rPr>
   </w:style>
-  <w:style w:type="character" w:customStyle="1" w:styleId="ab">
-    <w:name w:val="Заголовок Знак"/>
-    <w:basedOn w:val="a2"/>
-    <w:link w:val="aa"/>
+  <w:style w:type="character" w:customStyle="1" w:styleId="TitleChar">
+    <w:name w:val="Title Char"/>
+    <w:basedOn w:val="DefaultParagraphFont"/>
+    <w:link w:val="Title"/>
     <w:uiPriority w:val="10"/>
     <w:rsid w:val="00FC693F"/>
     <w:rPr>
@@ -3072,11 +2795,11 @@
       <w:szCs w:val="52"/>
     </w:rPr>
   </w:style>
-  <w:style w:type="paragraph" w:styleId="ac">
+  <w:style w:type="paragraph" w:styleId="Subtitle">
     <w:name w:val="Subtitle"/>
-    <w:basedOn w:val="a1"/>
-    <w:next w:val="a1"/>
-    <w:link w:val="ad"/>
+    <w:basedOn w:val="Normal"/>
+    <w:next w:val="Normal"/>
+    <w:link w:val="SubtitleChar"/>
     <w:uiPriority w:val="11"/>
     <w:qFormat/>
     <w:rsid w:val="00FC693F"/>
@@ -3095,10 +2818,10 @@
       <w:szCs w:val="24"/>
     </w:rPr>
   </w:style>
-  <w:style w:type="character" w:customStyle="1" w:styleId="ad">
-    <w:name w:val="Подзаголовок Знак"/>
-    <w:basedOn w:val="a2"/>
-    <w:link w:val="ac"/>
+  <w:style w:type="character" w:customStyle="1" w:styleId="SubtitleChar">
+    <w:name w:val="Subtitle Char"/>
+    <w:basedOn w:val="DefaultParagraphFont"/>
+    <w:link w:val="Subtitle"/>
     <w:uiPriority w:val="11"/>
     <w:rsid w:val="00FC693F"/>
     <w:rPr>
@@ -3111,9 +2834,9 @@
       <w:szCs w:val="24"/>
     </w:rPr>
   </w:style>
-  <w:style w:type="paragraph" w:styleId="ae">
+  <w:style w:type="paragraph" w:styleId="ListParagraph">
     <w:name w:val="List Paragraph"/>
-    <w:basedOn w:val="a1"/>
+    <w:basedOn w:val="Normal"/>
     <w:uiPriority w:val="34"/>
     <w:qFormat/>
     <w:rsid w:val="00FC693F"/>
@@ -3122,10 +2845,10 @@
       <w:contextualSpacing/>
     </w:pPr>
   </w:style>
-  <w:style w:type="paragraph" w:styleId="af">
+  <w:style w:type="paragraph" w:styleId="BodyText">
     <w:name w:val="Body Text"/>
-    <w:basedOn w:val="a1"/>
-    <w:link w:val="af0"/>
+    <w:basedOn w:val="Normal"/>
+    <w:link w:val="BodyTextChar"/>
     <w:uiPriority w:val="99"/>
     <w:unhideWhenUsed/>
     <w:rsid w:val="00AA1D8D"/>
@@ -3133,17 +2856,17 @@
       <w:spacing w:after="120"/>
     </w:pPr>
   </w:style>
-  <w:style w:type="character" w:customStyle="1" w:styleId="af0">
-    <w:name w:val="Основной текст Знак"/>
-    <w:basedOn w:val="a2"/>
-    <w:link w:val="af"/>
+  <w:style w:type="character" w:customStyle="1" w:styleId="BodyTextChar">
+    <w:name w:val="Body Text Char"/>
+    <w:basedOn w:val="DefaultParagraphFont"/>
+    <w:link w:val="BodyText"/>
     <w:uiPriority w:val="99"/>
     <w:rsid w:val="00AA1D8D"/>
   </w:style>
-  <w:style w:type="paragraph" w:styleId="23">
+  <w:style w:type="paragraph" w:styleId="BodyText2">
     <w:name w:val="Body Text 2"/>
-    <w:basedOn w:val="a1"/>
-    <w:link w:val="24"/>
+    <w:basedOn w:val="Normal"/>
+    <w:link w:val="BodyText2Char"/>
     <w:uiPriority w:val="99"/>
     <w:unhideWhenUsed/>
     <w:rsid w:val="00AA1D8D"/>
@@ -3151,17 +2874,17 @@
       <w:spacing w:after="120" w:line="480" w:lineRule="auto"/>
     </w:pPr>
   </w:style>
-  <w:style w:type="character" w:customStyle="1" w:styleId="24">
-    <w:name w:val="Основной текст 2 Знак"/>
-    <w:basedOn w:val="a2"/>
-    <w:link w:val="23"/>
+  <w:style w:type="character" w:customStyle="1" w:styleId="BodyText2Char">
+    <w:name w:val="Body Text 2 Char"/>
+    <w:basedOn w:val="DefaultParagraphFont"/>
+    <w:link w:val="BodyText2"/>
     <w:uiPriority w:val="99"/>
     <w:rsid w:val="00AA1D8D"/>
   </w:style>
-  <w:style w:type="paragraph" w:styleId="33">
+  <w:style w:type="paragraph" w:styleId="BodyText3">
     <w:name w:val="Body Text 3"/>
-    <w:basedOn w:val="a1"/>
-    <w:link w:val="34"/>
+    <w:basedOn w:val="Normal"/>
+    <w:link w:val="BodyText3Char"/>
     <w:uiPriority w:val="99"/>
     <w:unhideWhenUsed/>
     <w:rsid w:val="00AA1D8D"/>
@@ -3173,10 +2896,10 @@
       <w:szCs w:val="16"/>
     </w:rPr>
   </w:style>
-  <w:style w:type="character" w:customStyle="1" w:styleId="34">
-    <w:name w:val="Основной текст 3 Знак"/>
-    <w:basedOn w:val="a2"/>
-    <w:link w:val="33"/>
+  <w:style w:type="character" w:customStyle="1" w:styleId="BodyText3Char">
+    <w:name w:val="Body Text 3 Char"/>
+    <w:basedOn w:val="DefaultParagraphFont"/>
+    <w:link w:val="BodyText3"/>
     <w:uiPriority w:val="99"/>
     <w:rsid w:val="00AA1D8D"/>
     <w:rPr>
@@ -3184,9 +2907,9 @@
       <w:szCs w:val="16"/>
     </w:rPr>
   </w:style>
-  <w:style w:type="paragraph" w:styleId="af1">
+  <w:style w:type="paragraph" w:styleId="List">
     <w:name w:val="List"/>
-    <w:basedOn w:val="a1"/>
+    <w:basedOn w:val="Normal"/>
     <w:uiPriority w:val="99"/>
     <w:unhideWhenUsed/>
     <w:rsid w:val="00AA1D8D"/>
@@ -3195,9 +2918,9 @@
       <w:contextualSpacing/>
     </w:pPr>
   </w:style>
-  <w:style w:type="paragraph" w:styleId="25">
+  <w:style w:type="paragraph" w:styleId="List2">
     <w:name w:val="List 2"/>
-    <w:basedOn w:val="a1"/>
+    <w:basedOn w:val="Normal"/>
     <w:uiPriority w:val="99"/>
     <w:unhideWhenUsed/>
     <w:rsid w:val="00326F90"/>
@@ -3206,9 +2929,9 @@
       <w:contextualSpacing/>
     </w:pPr>
   </w:style>
-  <w:style w:type="paragraph" w:styleId="35">
+  <w:style w:type="paragraph" w:styleId="List3">
     <w:name w:val="List 3"/>
-    <w:basedOn w:val="a1"/>
+    <w:basedOn w:val="Normal"/>
     <w:uiPriority w:val="99"/>
     <w:unhideWhenUsed/>
     <w:rsid w:val="00326F90"/>
@@ -3217,9 +2940,9 @@
       <w:contextualSpacing/>
     </w:pPr>
   </w:style>
-  <w:style w:type="paragraph" w:styleId="a0">
+  <w:style w:type="paragraph" w:styleId="ListBullet">
     <w:name w:val="List Bullet"/>
-    <w:basedOn w:val="a1"/>
+    <w:basedOn w:val="Normal"/>
     <w:uiPriority w:val="99"/>
     <w:unhideWhenUsed/>
     <w:rsid w:val="00326F90"/>
@@ -3230,9 +2953,9 @@
       <w:contextualSpacing/>
     </w:pPr>
   </w:style>
-  <w:style w:type="paragraph" w:styleId="20">
+  <w:style w:type="paragraph" w:styleId="ListBullet2">
     <w:name w:val="List Bullet 2"/>
-    <w:basedOn w:val="a1"/>
+    <w:basedOn w:val="Normal"/>
     <w:uiPriority w:val="99"/>
     <w:unhideWhenUsed/>
     <w:rsid w:val="00326F90"/>
@@ -3243,9 +2966,9 @@
       <w:contextualSpacing/>
     </w:pPr>
   </w:style>
-  <w:style w:type="paragraph" w:styleId="30">
+  <w:style w:type="paragraph" w:styleId="ListBullet3">
     <w:name w:val="List Bullet 3"/>
-    <w:basedOn w:val="a1"/>
+    <w:basedOn w:val="Normal"/>
     <w:uiPriority w:val="99"/>
     <w:unhideWhenUsed/>
     <w:rsid w:val="00326F90"/>
@@ -3256,9 +2979,9 @@
       <w:contextualSpacing/>
     </w:pPr>
   </w:style>
-  <w:style w:type="paragraph" w:styleId="a">
+  <w:style w:type="paragraph" w:styleId="ListNumber">
     <w:name w:val="List Number"/>
-    <w:basedOn w:val="a1"/>
+    <w:basedOn w:val="Normal"/>
     <w:uiPriority w:val="99"/>
     <w:unhideWhenUsed/>
     <w:rsid w:val="00326F90"/>
@@ -3269,9 +2992,9 @@
       <w:contextualSpacing/>
     </w:pPr>
   </w:style>
-  <w:style w:type="paragraph" w:styleId="2">
+  <w:style w:type="paragraph" w:styleId="ListNumber2">
     <w:name w:val="List Number 2"/>
-    <w:basedOn w:val="a1"/>
+    <w:basedOn w:val="Normal"/>
     <w:uiPriority w:val="99"/>
     <w:unhideWhenUsed/>
     <w:rsid w:val="0029639D"/>
@@ -3282,9 +3005,9 @@
       <w:contextualSpacing/>
     </w:pPr>
   </w:style>
-  <w:style w:type="paragraph" w:styleId="3">
+  <w:style w:type="paragraph" w:styleId="ListNumber3">
     <w:name w:val="List Number 3"/>
-    <w:basedOn w:val="a1"/>
+    <w:basedOn w:val="Normal"/>
     <w:uiPriority w:val="99"/>
     <w:unhideWhenUsed/>
     <w:rsid w:val="0029639D"/>
@@ -3295,9 +3018,9 @@
       <w:contextualSpacing/>
     </w:pPr>
   </w:style>
-  <w:style w:type="paragraph" w:styleId="af2">
+  <w:style w:type="paragraph" w:styleId="ListContinue">
     <w:name w:val="List Continue"/>
-    <w:basedOn w:val="a1"/>
+    <w:basedOn w:val="Normal"/>
     <w:uiPriority w:val="99"/>
     <w:unhideWhenUsed/>
     <w:rsid w:val="0029639D"/>
@@ -3307,9 +3030,9 @@
       <w:contextualSpacing/>
     </w:pPr>
   </w:style>
-  <w:style w:type="paragraph" w:styleId="26">
+  <w:style w:type="paragraph" w:styleId="ListContinue2">
     <w:name w:val="List Continue 2"/>
-    <w:basedOn w:val="a1"/>
+    <w:basedOn w:val="Normal"/>
     <w:uiPriority w:val="99"/>
     <w:unhideWhenUsed/>
     <w:rsid w:val="0029639D"/>
@@ -3319,9 +3042,9 @@
       <w:contextualSpacing/>
     </w:pPr>
   </w:style>
-  <w:style w:type="paragraph" w:styleId="36">
+  <w:style w:type="paragraph" w:styleId="ListContinue3">
     <w:name w:val="List Continue 3"/>
-    <w:basedOn w:val="a1"/>
+    <w:basedOn w:val="Normal"/>
     <w:uiPriority w:val="99"/>
     <w:unhideWhenUsed/>
     <w:rsid w:val="0029639D"/>
@@ -3331,9 +3054,9 @@
       <w:contextualSpacing/>
     </w:pPr>
   </w:style>
-  <w:style w:type="paragraph" w:styleId="af3">
+  <w:style w:type="paragraph" w:styleId="MacroText">
     <w:name w:val="macro"/>
-    <w:link w:val="af4"/>
+    <w:link w:val="MacroTextChar"/>
     <w:uiPriority w:val="99"/>
     <w:unhideWhenUsed/>
     <w:rsid w:val="0029639D"/>
@@ -3354,10 +3077,10 @@
       <w:szCs w:val="20"/>
     </w:rPr>
   </w:style>
-  <w:style w:type="character" w:customStyle="1" w:styleId="af4">
-    <w:name w:val="Текст макроса Знак"/>
-    <w:basedOn w:val="a2"/>
-    <w:link w:val="af3"/>
+  <w:style w:type="character" w:customStyle="1" w:styleId="MacroTextChar">
+    <w:name w:val="Macro Text Char"/>
+    <w:basedOn w:val="DefaultParagraphFont"/>
+    <w:link w:val="MacroText"/>
     <w:uiPriority w:val="99"/>
     <w:rsid w:val="0029639D"/>
     <w:rPr>
@@ -3366,11 +3089,11 @@
       <w:szCs w:val="20"/>
     </w:rPr>
   </w:style>
-  <w:style w:type="paragraph" w:styleId="27">
+  <w:style w:type="paragraph" w:styleId="Quote">
     <w:name w:val="Quote"/>
-    <w:basedOn w:val="a1"/>
-    <w:next w:val="a1"/>
-    <w:link w:val="28"/>
+    <w:basedOn w:val="Normal"/>
+    <w:next w:val="Normal"/>
+    <w:link w:val="QuoteChar"/>
     <w:uiPriority w:val="29"/>
     <w:qFormat/>
     <w:rsid w:val="00FC693F"/>
@@ -3380,10 +3103,10 @@
       <w:color w:val="000000" w:themeColor="text1"/>
     </w:rPr>
   </w:style>
-  <w:style w:type="character" w:customStyle="1" w:styleId="28">
-    <w:name w:val="Цитата 2 Знак"/>
-    <w:basedOn w:val="a2"/>
-    <w:link w:val="27"/>
+  <w:style w:type="character" w:customStyle="1" w:styleId="QuoteChar">
+    <w:name w:val="Quote Char"/>
+    <w:basedOn w:val="DefaultParagraphFont"/>
+    <w:link w:val="Quote"/>
     <w:uiPriority w:val="29"/>
     <w:rsid w:val="00FC693F"/>
     <w:rPr>
@@ -3392,10 +3115,10 @@
       <w:color w:val="000000" w:themeColor="text1"/>
     </w:rPr>
   </w:style>
-  <w:style w:type="character" w:customStyle="1" w:styleId="40">
-    <w:name w:val="Заголовок 4 Знак"/>
-    <w:basedOn w:val="a2"/>
-    <w:link w:val="4"/>
+  <w:style w:type="character" w:customStyle="1" w:styleId="Heading4Char">
+    <w:name w:val="Heading 4 Char"/>
+    <w:basedOn w:val="DefaultParagraphFont"/>
+    <w:link w:val="Heading4"/>
     <w:uiPriority w:val="9"/>
     <w:semiHidden/>
     <w:rsid w:val="00FC693F"/>
@@ -3408,10 +3131,10 @@
       <w:color w:val="4F81BD" w:themeColor="accent1"/>
     </w:rPr>
   </w:style>
-  <w:style w:type="character" w:customStyle="1" w:styleId="50">
-    <w:name w:val="Заголовок 5 Знак"/>
-    <w:basedOn w:val="a2"/>
-    <w:link w:val="5"/>
+  <w:style w:type="character" w:customStyle="1" w:styleId="Heading5Char">
+    <w:name w:val="Heading 5 Char"/>
+    <w:basedOn w:val="DefaultParagraphFont"/>
+    <w:link w:val="Heading5"/>
     <w:uiPriority w:val="9"/>
     <w:semiHidden/>
     <w:rsid w:val="00FC693F"/>
@@ -3420,10 +3143,10 @@
       <w:color w:val="243F60" w:themeColor="accent1" w:themeShade="7F"/>
     </w:rPr>
   </w:style>
-  <w:style w:type="character" w:customStyle="1" w:styleId="60">
-    <w:name w:val="Заголовок 6 Знак"/>
-    <w:basedOn w:val="a2"/>
-    <w:link w:val="6"/>
+  <w:style w:type="character" w:customStyle="1" w:styleId="Heading6Char">
+    <w:name w:val="Heading 6 Char"/>
+    <w:basedOn w:val="DefaultParagraphFont"/>
+    <w:link w:val="Heading6"/>
     <w:uiPriority w:val="9"/>
     <w:semiHidden/>
     <w:rsid w:val="00FC693F"/>
@@ -3434,10 +3157,10 @@
       <w:color w:val="243F60" w:themeColor="accent1" w:themeShade="7F"/>
     </w:rPr>
   </w:style>
-  <w:style w:type="character" w:customStyle="1" w:styleId="70">
-    <w:name w:val="Заголовок 7 Знак"/>
-    <w:basedOn w:val="a2"/>
-    <w:link w:val="7"/>
+  <w:style w:type="character" w:customStyle="1" w:styleId="Heading7Char">
+    <w:name w:val="Heading 7 Char"/>
+    <w:basedOn w:val="DefaultParagraphFont"/>
+    <w:link w:val="Heading7"/>
     <w:uiPriority w:val="9"/>
     <w:semiHidden/>
     <w:rsid w:val="00FC693F"/>
@@ -3448,10 +3171,10 @@
       <w:color w:val="404040" w:themeColor="text1" w:themeTint="BF"/>
     </w:rPr>
   </w:style>
-  <w:style w:type="character" w:customStyle="1" w:styleId="80">
-    <w:name w:val="Заголовок 8 Знак"/>
-    <w:basedOn w:val="a2"/>
-    <w:link w:val="8"/>
+  <w:style w:type="character" w:customStyle="1" w:styleId="Heading8Char">
+    <w:name w:val="Heading 8 Char"/>
+    <w:basedOn w:val="DefaultParagraphFont"/>
+    <w:link w:val="Heading8"/>
     <w:uiPriority w:val="9"/>
     <w:semiHidden/>
     <w:rsid w:val="00FC693F"/>
@@ -3462,10 +3185,10 @@
       <w:szCs w:val="20"/>
     </w:rPr>
   </w:style>
-  <w:style w:type="character" w:customStyle="1" w:styleId="90">
-    <w:name w:val="Заголовок 9 Знак"/>
-    <w:basedOn w:val="a2"/>
-    <w:link w:val="9"/>
+  <w:style w:type="character" w:customStyle="1" w:styleId="Heading9Char">
+    <w:name w:val="Heading 9 Char"/>
+    <w:basedOn w:val="DefaultParagraphFont"/>
+    <w:link w:val="Heading9"/>
     <w:uiPriority w:val="9"/>
     <w:semiHidden/>
     <w:rsid w:val="00FC693F"/>
@@ -3478,10 +3201,10 @@
       <w:szCs w:val="20"/>
     </w:rPr>
   </w:style>
-  <w:style w:type="paragraph" w:styleId="af5">
+  <w:style w:type="paragraph" w:styleId="Caption">
     <w:name w:val="caption"/>
-    <w:basedOn w:val="a1"/>
-    <w:next w:val="a1"/>
+    <w:basedOn w:val="Normal"/>
+    <w:next w:val="Normal"/>
     <w:uiPriority w:val="35"/>
     <w:semiHidden/>
     <w:unhideWhenUsed/>
@@ -3498,9 +3221,9 @@
       <w:szCs w:val="18"/>
     </w:rPr>
   </w:style>
-  <w:style w:type="character" w:styleId="af6">
+  <w:style w:type="character" w:styleId="Strong">
     <w:name w:val="Strong"/>
-    <w:basedOn w:val="a2"/>
+    <w:basedOn w:val="DefaultParagraphFont"/>
     <w:uiPriority w:val="22"/>
     <w:qFormat/>
     <w:rsid w:val="00FC693F"/>
@@ -3509,9 +3232,9 @@
       <w:bCs/>
     </w:rPr>
   </w:style>
-  <w:style w:type="character" w:styleId="af7">
+  <w:style w:type="character" w:styleId="Emphasis">
     <w:name w:val="Emphasis"/>
-    <w:basedOn w:val="a2"/>
+    <w:basedOn w:val="DefaultParagraphFont"/>
     <w:uiPriority w:val="20"/>
     <w:qFormat/>
     <w:rsid w:val="00FC693F"/>
@@ -3520,11 +3243,11 @@
       <w:iCs/>
     </w:rPr>
   </w:style>
-  <w:style w:type="paragraph" w:styleId="af8">
+  <w:style w:type="paragraph" w:styleId="IntenseQuote">
     <w:name w:val="Intense Quote"/>
-    <w:basedOn w:val="a1"/>
-    <w:next w:val="a1"/>
-    <w:link w:val="af9"/>
+    <w:basedOn w:val="Normal"/>
+    <w:next w:val="Normal"/>
+    <w:link w:val="IntenseQuoteChar"/>
     <w:uiPriority w:val="30"/>
     <w:qFormat/>
     <w:rsid w:val="00FC693F"/>
@@ -3543,10 +3266,10 @@
       <w:color w:val="4F81BD" w:themeColor="accent1"/>
     </w:rPr>
   </w:style>
-  <w:style w:type="character" w:customStyle="1" w:styleId="af9">
-    <w:name w:val="Выделенная цитата Знак"/>
-    <w:basedOn w:val="a2"/>
-    <w:link w:val="af8"/>
+  <w:style w:type="character" w:customStyle="1" w:styleId="IntenseQuoteChar">
+    <w:name w:val="Intense Quote Char"/>
+    <w:basedOn w:val="DefaultParagraphFont"/>
+    <w:link w:val="IntenseQuote"/>
     <w:uiPriority w:val="30"/>
     <w:rsid w:val="00FC693F"/>
     <w:rPr>
@@ -3557,9 +3280,9 @@
       <w:color w:val="4F81BD" w:themeColor="accent1"/>
     </w:rPr>
   </w:style>
-  <w:style w:type="character" w:styleId="afa">
+  <w:style w:type="character" w:styleId="SubtleEmphasis">
     <w:name w:val="Subtle Emphasis"/>
-    <w:basedOn w:val="a2"/>
+    <w:basedOn w:val="DefaultParagraphFont"/>
     <w:uiPriority w:val="19"/>
     <w:qFormat/>
     <w:rsid w:val="00FC693F"/>
@@ -3569,9 +3292,9 @@
       <w:color w:val="808080" w:themeColor="text1" w:themeTint="7F"/>
     </w:rPr>
   </w:style>
-  <w:style w:type="character" w:styleId="afb">
+  <w:style w:type="character" w:styleId="IntenseEmphasis">
     <w:name w:val="Intense Emphasis"/>
-    <w:basedOn w:val="a2"/>
+    <w:basedOn w:val="DefaultParagraphFont"/>
     <w:uiPriority w:val="21"/>
     <w:qFormat/>
     <w:rsid w:val="00FC693F"/>
@@ -3583,9 +3306,9 @@
       <w:color w:val="4F81BD" w:themeColor="accent1"/>
     </w:rPr>
   </w:style>
-  <w:style w:type="character" w:styleId="afc">
+  <w:style w:type="character" w:styleId="SubtleReference">
     <w:name w:val="Subtle Reference"/>
-    <w:basedOn w:val="a2"/>
+    <w:basedOn w:val="DefaultParagraphFont"/>
     <w:uiPriority w:val="31"/>
     <w:qFormat/>
     <w:rsid w:val="00FC693F"/>
@@ -3595,9 +3318,9 @@
       <w:u w:val="single"/>
     </w:rPr>
   </w:style>
-  <w:style w:type="character" w:styleId="afd">
+  <w:style w:type="character" w:styleId="IntenseReference">
     <w:name w:val="Intense Reference"/>
-    <w:basedOn w:val="a2"/>
+    <w:basedOn w:val="DefaultParagraphFont"/>
     <w:uiPriority w:val="32"/>
     <w:qFormat/>
     <w:rsid w:val="00FC693F"/>
@@ -3610,9 +3333,9 @@
       <w:u w:val="single"/>
     </w:rPr>
   </w:style>
-  <w:style w:type="character" w:styleId="afe">
+  <w:style w:type="character" w:styleId="BookTitle">
     <w:name w:val="Book Title"/>
-    <w:basedOn w:val="a2"/>
+    <w:basedOn w:val="DefaultParagraphFont"/>
     <w:uiPriority w:val="33"/>
     <w:qFormat/>
     <w:rsid w:val="00FC693F"/>
@@ -3623,10 +3346,10 @@
       <w:spacing w:val="5"/>
     </w:rPr>
   </w:style>
-  <w:style w:type="paragraph" w:styleId="aff">
+  <w:style w:type="paragraph" w:styleId="TOCHeading">
     <w:name w:val="TOC Heading"/>
-    <w:basedOn w:val="1"/>
-    <w:next w:val="a1"/>
+    <w:basedOn w:val="Heading1"/>
+    <w:next w:val="Normal"/>
     <w:uiPriority w:val="39"/>
     <w:semiHidden/>
     <w:unhideWhenUsed/>
@@ -3636,9 +3359,9 @@
       <w:outlineLvl w:val="9"/>
     </w:pPr>
   </w:style>
-  <w:style w:type="table" w:styleId="aff0">
+  <w:style w:type="table" w:styleId="TableGrid">
     <w:name w:val="Table Grid"/>
-    <w:basedOn w:val="a3"/>
+    <w:basedOn w:val="TableNormal"/>
     <w:uiPriority w:val="59"/>
     <w:rsid w:val="00FC693F"/>
     <w:pPr>
@@ -3655,9 +3378,9 @@
       </w:tblBorders>
     </w:tblPr>
   </w:style>
-  <w:style w:type="table" w:styleId="aff1">
+  <w:style w:type="table" w:styleId="LightShading">
     <w:name w:val="Light Shading"/>
-    <w:basedOn w:val="a3"/>
+    <w:basedOn w:val="TableNormal"/>
     <w:uiPriority w:val="60"/>
     <w:rsid w:val="00FC693F"/>
     <w:pPr>
@@ -3751,9 +3474,9 @@
       </w:tcPr>
     </w:tblStylePr>
   </w:style>
-  <w:style w:type="table" w:styleId="-1">
+  <w:style w:type="table" w:styleId="LightShading-Accent1">
     <w:name w:val="Light Shading Accent 1"/>
-    <w:basedOn w:val="a3"/>
+    <w:basedOn w:val="TableNormal"/>
     <w:uiPriority w:val="60"/>
     <w:rsid w:val="00FC693F"/>
     <w:pPr>
@@ -3847,9 +3570,9 @@
       </w:tcPr>
     </w:tblStylePr>
   </w:style>
-  <w:style w:type="table" w:styleId="-2">
+  <w:style w:type="table" w:styleId="LightShading-Accent2">
     <w:name w:val="Light Shading Accent 2"/>
-    <w:basedOn w:val="a3"/>
+    <w:basedOn w:val="TableNormal"/>
     <w:uiPriority w:val="60"/>
     <w:rsid w:val="00FC693F"/>
     <w:pPr>
@@ -3943,9 +3666,9 @@
       </w:tcPr>
     </w:tblStylePr>
   </w:style>
-  <w:style w:type="table" w:styleId="-3">
+  <w:style w:type="table" w:styleId="LightShading-Accent3">
     <w:name w:val="Light Shading Accent 3"/>
-    <w:basedOn w:val="a3"/>
+    <w:basedOn w:val="TableNormal"/>
     <w:uiPriority w:val="60"/>
     <w:rsid w:val="00FC693F"/>
     <w:pPr>
@@ -4039,9 +3762,9 @@
       </w:tcPr>
     </w:tblStylePr>
   </w:style>
-  <w:style w:type="table" w:styleId="-4">
+  <w:style w:type="table" w:styleId="LightShading-Accent4">
     <w:name w:val="Light Shading Accent 4"/>
-    <w:basedOn w:val="a3"/>
+    <w:basedOn w:val="TableNormal"/>
     <w:uiPriority w:val="60"/>
     <w:rsid w:val="00FC693F"/>
     <w:pPr>
@@ -4135,9 +3858,9 @@
       </w:tcPr>
     </w:tblStylePr>
   </w:style>
-  <w:style w:type="table" w:styleId="-5">
+  <w:style w:type="table" w:styleId="LightShading-Accent5">
     <w:name w:val="Light Shading Accent 5"/>
-    <w:basedOn w:val="a3"/>
+    <w:basedOn w:val="TableNormal"/>
     <w:uiPriority w:val="60"/>
     <w:rsid w:val="00FC693F"/>
     <w:pPr>
@@ -4231,9 +3954,9 @@
       </w:tcPr>
     </w:tblStylePr>
   </w:style>
-  <w:style w:type="table" w:styleId="-6">
+  <w:style w:type="table" w:styleId="LightShading-Accent6">
     <w:name w:val="Light Shading Accent 6"/>
-    <w:basedOn w:val="a3"/>
+    <w:basedOn w:val="TableNormal"/>
     <w:uiPriority w:val="60"/>
     <w:rsid w:val="00FC693F"/>
     <w:pPr>
@@ -4327,9 +4050,9 @@
       </w:tcPr>
     </w:tblStylePr>
   </w:style>
-  <w:style w:type="table" w:styleId="aff2">
+  <w:style w:type="table" w:styleId="LightList">
     <w:name w:val="Light List"/>
-    <w:basedOn w:val="a3"/>
+    <w:basedOn w:val="TableNormal"/>
     <w:uiPriority w:val="61"/>
     <w:rsid w:val="00FC693F"/>
     <w:pPr>
@@ -4412,9 +4135,9 @@
       </w:tcPr>
     </w:tblStylePr>
   </w:style>
-  <w:style w:type="table" w:styleId="-10">
+  <w:style w:type="table" w:styleId="LightList-Accent1">
     <w:name w:val="Light List Accent 1"/>
-    <w:basedOn w:val="a3"/>
+    <w:basedOn w:val="TableNormal"/>
     <w:uiPriority w:val="61"/>
     <w:rsid w:val="00FC693F"/>
     <w:pPr>
@@ -4497,9 +4220,9 @@
       </w:tcPr>
     </w:tblStylePr>
   </w:style>
-  <w:style w:type="table" w:styleId="-20">
+  <w:style w:type="table" w:styleId="LightList-Accent2">
     <w:name w:val="Light List Accent 2"/>
-    <w:basedOn w:val="a3"/>
+    <w:basedOn w:val="TableNormal"/>
     <w:uiPriority w:val="61"/>
     <w:rsid w:val="00CB0664"/>
     <w:pPr>
@@ -4582,9 +4305,9 @@
       </w:tcPr>
     </w:tblStylePr>
   </w:style>
-  <w:style w:type="table" w:styleId="-30">
+  <w:style w:type="table" w:styleId="LightList-Accent3">
     <w:name w:val="Light List Accent 3"/>
-    <w:basedOn w:val="a3"/>
+    <w:basedOn w:val="TableNormal"/>
     <w:uiPriority w:val="61"/>
     <w:rsid w:val="00CB0664"/>
     <w:pPr>
@@ -4667,9 +4390,9 @@
       </w:tcPr>
     </w:tblStylePr>
   </w:style>
-  <w:style w:type="table" w:styleId="-40">
+  <w:style w:type="table" w:styleId="LightList-Accent4">
     <w:name w:val="Light List Accent 4"/>
-    <w:basedOn w:val="a3"/>
+    <w:basedOn w:val="TableNormal"/>
     <w:uiPriority w:val="61"/>
     <w:rsid w:val="00CB0664"/>
     <w:pPr>
@@ -4752,9 +4475,9 @@
       </w:tcPr>
     </w:tblStylePr>
   </w:style>
-  <w:style w:type="table" w:styleId="-50">
+  <w:style w:type="table" w:styleId="LightList-Accent5">
     <w:name w:val="Light List Accent 5"/>
-    <w:basedOn w:val="a3"/>
+    <w:basedOn w:val="TableNormal"/>
     <w:uiPriority w:val="61"/>
     <w:rsid w:val="00CB0664"/>
     <w:pPr>
@@ -4837,9 +4560,9 @@
       </w:tcPr>
     </w:tblStylePr>
   </w:style>
-  <w:style w:type="table" w:styleId="-60">
+  <w:style w:type="table" w:styleId="LightList-Accent6">
     <w:name w:val="Light List Accent 6"/>
-    <w:basedOn w:val="a3"/>
+    <w:basedOn w:val="TableNormal"/>
     <w:uiPriority w:val="61"/>
     <w:rsid w:val="00CB0664"/>
     <w:pPr>
@@ -4922,9 +4645,9 @@
       </w:tcPr>
     </w:tblStylePr>
   </w:style>
-  <w:style w:type="table" w:styleId="aff3">
+  <w:style w:type="table" w:styleId="LightGrid">
     <w:name w:val="Light Grid"/>
-    <w:basedOn w:val="a3"/>
+    <w:basedOn w:val="TableNormal"/>
     <w:uiPriority w:val="62"/>
     <w:rsid w:val="00CB0664"/>
     <w:pPr>
@@ -5045,9 +4768,9 @@
       </w:tcPr>
     </w:tblStylePr>
   </w:style>
-  <w:style w:type="table" w:styleId="-11">
+  <w:style w:type="table" w:styleId="LightGrid-Accent1">
     <w:name w:val="Light Grid Accent 1"/>
-    <w:basedOn w:val="a3"/>
+    <w:basedOn w:val="TableNormal"/>
     <w:uiPriority w:val="62"/>
     <w:rsid w:val="00CB0664"/>
     <w:pPr>
@@ -5168,9 +4891,9 @@
       </w:tcPr>
     </w:tblStylePr>
   </w:style>
-  <w:style w:type="table" w:styleId="-21">
+  <w:style w:type="table" w:styleId="LightGrid-Accent2">
     <w:name w:val="Light Grid Accent 2"/>
-    <w:basedOn w:val="a3"/>
+    <w:basedOn w:val="TableNormal"/>
     <w:uiPriority w:val="62"/>
     <w:rsid w:val="00CB0664"/>
     <w:pPr>
@@ -5291,9 +5014,9 @@
       </w:tcPr>
     </w:tblStylePr>
   </w:style>
-  <w:style w:type="table" w:styleId="-31">
+  <w:style w:type="table" w:styleId="LightGrid-Accent3">
     <w:name w:val="Light Grid Accent 3"/>
-    <w:basedOn w:val="a3"/>
+    <w:basedOn w:val="TableNormal"/>
     <w:uiPriority w:val="62"/>
     <w:rsid w:val="00CB0664"/>
     <w:pPr>
@@ -5414,9 +5137,9 @@
       </w:tcPr>
     </w:tblStylePr>
   </w:style>
-  <w:style w:type="table" w:styleId="-41">
+  <w:style w:type="table" w:styleId="LightGrid-Accent4">
     <w:name w:val="Light Grid Accent 4"/>
-    <w:basedOn w:val="a3"/>
+    <w:basedOn w:val="TableNormal"/>
     <w:uiPriority w:val="62"/>
     <w:rsid w:val="00CB0664"/>
     <w:pPr>
@@ -5537,9 +5260,9 @@
       </w:tcPr>
     </w:tblStylePr>
   </w:style>
-  <w:style w:type="table" w:styleId="-51">
+  <w:style w:type="table" w:styleId="LightGrid-Accent5">
     <w:name w:val="Light Grid Accent 5"/>
-    <w:basedOn w:val="a3"/>
+    <w:basedOn w:val="TableNormal"/>
     <w:uiPriority w:val="62"/>
     <w:rsid w:val="00CB0664"/>
     <w:pPr>
@@ -5660,9 +5383,9 @@
       </w:tcPr>
     </w:tblStylePr>
   </w:style>
-  <w:style w:type="table" w:styleId="-61">
+  <w:style w:type="table" w:styleId="LightGrid-Accent6">
     <w:name w:val="Light Grid Accent 6"/>
-    <w:basedOn w:val="a3"/>
+    <w:basedOn w:val="TableNormal"/>
     <w:uiPriority w:val="62"/>
     <w:rsid w:val="00CB0664"/>
     <w:pPr>
@@ -5783,9 +5506,9 @@
       </w:tcPr>
     </w:tblStylePr>
   </w:style>
-  <w:style w:type="table" w:styleId="11">
+  <w:style w:type="table" w:styleId="MediumShading1">
     <w:name w:val="Medium Shading 1"/>
-    <w:basedOn w:val="a3"/>
+    <w:basedOn w:val="TableNormal"/>
     <w:uiPriority w:val="63"/>
     <w:rsid w:val="00CB0664"/>
     <w:pPr>
@@ -5882,9 +5605,9 @@
       </w:tcPr>
     </w:tblStylePr>
   </w:style>
-  <w:style w:type="table" w:styleId="1-1">
+  <w:style w:type="table" w:styleId="MediumShading1-Accent1">
     <w:name w:val="Medium Shading 1 Accent 1"/>
-    <w:basedOn w:val="a3"/>
+    <w:basedOn w:val="TableNormal"/>
     <w:uiPriority w:val="63"/>
     <w:rsid w:val="00CB0664"/>
     <w:pPr>
@@ -5981,9 +5704,9 @@
       </w:tcPr>
     </w:tblStylePr>
   </w:style>
-  <w:style w:type="table" w:styleId="1-2">
+  <w:style w:type="table" w:styleId="MediumShading1-Accent2">
     <w:name w:val="Medium Shading 1 Accent 2"/>
-    <w:basedOn w:val="a3"/>
+    <w:basedOn w:val="TableNormal"/>
     <w:uiPriority w:val="63"/>
     <w:rsid w:val="00CB0664"/>
     <w:pPr>
@@ -6080,9 +5803,9 @@
       </w:tcPr>
     </w:tblStylePr>
   </w:style>
-  <w:style w:type="table" w:styleId="1-3">
+  <w:style w:type="table" w:styleId="MediumShading1-Accent3">
     <w:name w:val="Medium Shading 1 Accent 3"/>
-    <w:basedOn w:val="a3"/>
+    <w:basedOn w:val="TableNormal"/>
     <w:uiPriority w:val="63"/>
     <w:rsid w:val="00CB0664"/>
     <w:pPr>
@@ -6179,9 +5902,9 @@
       </w:tcPr>
     </w:tblStylePr>
   </w:style>
-  <w:style w:type="table" w:styleId="1-4">
+  <w:style w:type="table" w:styleId="MediumShading1-Accent4">
     <w:name w:val="Medium Shading 1 Accent 4"/>
-    <w:basedOn w:val="a3"/>
+    <w:basedOn w:val="TableNormal"/>
     <w:uiPriority w:val="63"/>
     <w:rsid w:val="00CB0664"/>
     <w:pPr>
@@ -6278,9 +6001,9 @@
       </w:tcPr>
     </w:tblStylePr>
   </w:style>
-  <w:style w:type="table" w:styleId="1-5">
+  <w:style w:type="table" w:styleId="MediumShading1-Accent5">
     <w:name w:val="Medium Shading 1 Accent 5"/>
-    <w:basedOn w:val="a3"/>
+    <w:basedOn w:val="TableNormal"/>
     <w:uiPriority w:val="63"/>
     <w:rsid w:val="00CB0664"/>
     <w:pPr>
@@ -6377,9 +6100,9 @@
       </w:tcPr>
     </w:tblStylePr>
   </w:style>
-  <w:style w:type="table" w:styleId="1-6">
+  <w:style w:type="table" w:styleId="MediumShading1-Accent6">
     <w:name w:val="Medium Shading 1 Accent 6"/>
-    <w:basedOn w:val="a3"/>
+    <w:basedOn w:val="TableNormal"/>
     <w:uiPriority w:val="63"/>
     <w:rsid w:val="00CB0664"/>
     <w:pPr>
@@ -6476,9 +6199,9 @@
       </w:tcPr>
     </w:tblStylePr>
   </w:style>
-  <w:style w:type="table" w:styleId="29">
+  <w:style w:type="table" w:styleId="MediumShading2">
     <w:name w:val="Medium Shading 2"/>
-    <w:basedOn w:val="a3"/>
+    <w:basedOn w:val="TableNormal"/>
     <w:uiPriority w:val="64"/>
     <w:rsid w:val="00CB0664"/>
     <w:pPr>
@@ -6618,9 +6341,9 @@
       </w:tcPr>
     </w:tblStylePr>
   </w:style>
-  <w:style w:type="table" w:styleId="2-1">
+  <w:style w:type="table" w:styleId="MediumShading2-Accent1">
     <w:name w:val="Medium Shading 2 Accent 1"/>
-    <w:basedOn w:val="a3"/>
+    <w:basedOn w:val="TableNormal"/>
     <w:uiPriority w:val="64"/>
     <w:rsid w:val="00CB0664"/>
     <w:pPr>
@@ -6760,9 +6483,9 @@
       </w:tcPr>
     </w:tblStylePr>
   </w:style>
-  <w:style w:type="table" w:styleId="2-2">
+  <w:style w:type="table" w:styleId="MediumShading2-Accent2">
     <w:name w:val="Medium Shading 2 Accent 2"/>
-    <w:basedOn w:val="a3"/>
+    <w:basedOn w:val="TableNormal"/>
     <w:uiPriority w:val="64"/>
     <w:rsid w:val="00CB0664"/>
     <w:pPr>
@@ -6902,9 +6625,9 @@
       </w:tcPr>
     </w:tblStylePr>
   </w:style>
-  <w:style w:type="table" w:styleId="2-3">
+  <w:style w:type="table" w:styleId="MediumShading2-Accent3">
     <w:name w:val="Medium Shading 2 Accent 3"/>
-    <w:basedOn w:val="a3"/>
+    <w:basedOn w:val="TableNormal"/>
     <w:uiPriority w:val="64"/>
     <w:rsid w:val="00CB0664"/>
     <w:pPr>
@@ -7044,9 +6767,9 @@
       </w:tcPr>
     </w:tblStylePr>
   </w:style>
-  <w:style w:type="table" w:styleId="2-4">
+  <w:style w:type="table" w:styleId="MediumShading2-Accent4">
     <w:name w:val="Medium Shading 2 Accent 4"/>
-    <w:basedOn w:val="a3"/>
+    <w:basedOn w:val="TableNormal"/>
     <w:uiPriority w:val="64"/>
     <w:rsid w:val="00CB0664"/>
     <w:pPr>
@@ -7186,9 +6909,9 @@
       </w:tcPr>
     </w:tblStylePr>
   </w:style>
-  <w:style w:type="table" w:styleId="2-5">
+  <w:style w:type="table" w:styleId="MediumShading2-Accent5">
     <w:name w:val="Medium Shading 2 Accent 5"/>
-    <w:basedOn w:val="a3"/>
+    <w:basedOn w:val="TableNormal"/>
     <w:uiPriority w:val="64"/>
     <w:rsid w:val="00CB0664"/>
     <w:pPr>
@@ -7328,9 +7051,9 @@
       </w:tcPr>
     </w:tblStylePr>
   </w:style>
-  <w:style w:type="table" w:styleId="2-6">
+  <w:style w:type="table" w:styleId="MediumShading2-Accent6">
     <w:name w:val="Medium Shading 2 Accent 6"/>
-    <w:basedOn w:val="a3"/>
+    <w:basedOn w:val="TableNormal"/>
     <w:uiPriority w:val="64"/>
     <w:rsid w:val="00CB0664"/>
     <w:pPr>
@@ -7470,9 +7193,9 @@
       </w:tcPr>
     </w:tblStylePr>
   </w:style>
-  <w:style w:type="table" w:styleId="12">
+  <w:style w:type="table" w:styleId="MediumList1">
     <w:name w:val="Medium List 1"/>
-    <w:basedOn w:val="a3"/>
+    <w:basedOn w:val="TableNormal"/>
     <w:uiPriority w:val="65"/>
     <w:rsid w:val="00CB0664"/>
     <w:pPr>
@@ -7547,9 +7270,9 @@
       </w:tcPr>
     </w:tblStylePr>
   </w:style>
-  <w:style w:type="table" w:styleId="1-10">
+  <w:style w:type="table" w:styleId="MediumList1-Accent1">
     <w:name w:val="Medium List 1 Accent 1"/>
-    <w:basedOn w:val="a3"/>
+    <w:basedOn w:val="TableNormal"/>
     <w:uiPriority w:val="65"/>
     <w:rsid w:val="00CB0664"/>
     <w:pPr>
@@ -7624,9 +7347,9 @@
       </w:tcPr>
     </w:tblStylePr>
   </w:style>
-  <w:style w:type="table" w:styleId="1-20">
+  <w:style w:type="table" w:styleId="MediumList1-Accent2">
     <w:name w:val="Medium List 1 Accent 2"/>
-    <w:basedOn w:val="a3"/>
+    <w:basedOn w:val="TableNormal"/>
     <w:uiPriority w:val="65"/>
     <w:rsid w:val="00CB0664"/>
     <w:pPr>
@@ -7701,9 +7424,9 @@
       </w:tcPr>
     </w:tblStylePr>
   </w:style>
-  <w:style w:type="table" w:styleId="1-30">
+  <w:style w:type="table" w:styleId="MediumList1-Accent3">
     <w:name w:val="Medium List 1 Accent 3"/>
-    <w:basedOn w:val="a3"/>
+    <w:basedOn w:val="TableNormal"/>
     <w:uiPriority w:val="65"/>
     <w:rsid w:val="00CB0664"/>
     <w:pPr>
@@ -7778,9 +7501,9 @@
       </w:tcPr>
     </w:tblStylePr>
   </w:style>
-  <w:style w:type="table" w:styleId="1-40">
+  <w:style w:type="table" w:styleId="MediumList1-Accent4">
     <w:name w:val="Medium List 1 Accent 4"/>
-    <w:basedOn w:val="a3"/>
+    <w:basedOn w:val="TableNormal"/>
     <w:uiPriority w:val="65"/>
     <w:rsid w:val="00CB0664"/>
     <w:pPr>
@@ -7855,9 +7578,9 @@
       </w:tcPr>
     </w:tblStylePr>
   </w:style>
-  <w:style w:type="table" w:styleId="1-50">
+  <w:style w:type="table" w:styleId="MediumList1-Accent5">
     <w:name w:val="Medium List 1 Accent 5"/>
-    <w:basedOn w:val="a3"/>
+    <w:basedOn w:val="TableNormal"/>
     <w:uiPriority w:val="65"/>
     <w:rsid w:val="00CB0664"/>
     <w:pPr>
@@ -7932,9 +7655,9 @@
       </w:tcPr>
     </w:tblStylePr>
   </w:style>
-  <w:style w:type="table" w:styleId="1-60">
+  <w:style w:type="table" w:styleId="MediumList1-Accent6">
     <w:name w:val="Medium List 1 Accent 6"/>
-    <w:basedOn w:val="a3"/>
+    <w:basedOn w:val="TableNormal"/>
     <w:uiPriority w:val="65"/>
     <w:rsid w:val="00CB0664"/>
     <w:pPr>
@@ -8009,9 +7732,9 @@
       </w:tcPr>
     </w:tblStylePr>
   </w:style>
-  <w:style w:type="table" w:styleId="2a">
+  <w:style w:type="table" w:styleId="MediumList2">
     <w:name w:val="Medium List 2"/>
-    <w:basedOn w:val="a3"/>
+    <w:basedOn w:val="TableNormal"/>
     <w:uiPriority w:val="66"/>
     <w:rsid w:val="00CB0664"/>
     <w:pPr>
@@ -8130,9 +7853,9 @@
       </w:tcPr>
     </w:tblStylePr>
   </w:style>
-  <w:style w:type="table" w:styleId="2-10">
+  <w:style w:type="table" w:styleId="MediumList2-Accent1">
     <w:name w:val="Medium List 2 Accent 1"/>
-    <w:basedOn w:val="a3"/>
+    <w:basedOn w:val="TableNormal"/>
     <w:uiPriority w:val="66"/>
     <w:rsid w:val="00CB0664"/>
     <w:pPr>
@@ -8251,9 +7974,9 @@
       </w:tcPr>
     </w:tblStylePr>
   </w:style>
-  <w:style w:type="table" w:styleId="2-20">
+  <w:style w:type="table" w:styleId="MediumList2-Accent2">
     <w:name w:val="Medium List 2 Accent 2"/>
-    <w:basedOn w:val="a3"/>
+    <w:basedOn w:val="TableNormal"/>
     <w:uiPriority w:val="66"/>
     <w:rsid w:val="00CB0664"/>
     <w:pPr>
@@ -8372,9 +8095,9 @@
       </w:tcPr>
     </w:tblStylePr>
   </w:style>
-  <w:style w:type="table" w:styleId="2-30">
+  <w:style w:type="table" w:styleId="MediumList2-Accent3">
     <w:name w:val="Medium List 2 Accent 3"/>
-    <w:basedOn w:val="a3"/>
+    <w:basedOn w:val="TableNormal"/>
     <w:uiPriority w:val="66"/>
     <w:rsid w:val="00CB0664"/>
     <w:pPr>
@@ -8493,9 +8216,9 @@
       </w:tcPr>
     </w:tblStylePr>
   </w:style>
-  <w:style w:type="table" w:styleId="2-40">
+  <w:style w:type="table" w:styleId="MediumList2-Accent4">
     <w:name w:val="Medium List 2 Accent 4"/>
-    <w:basedOn w:val="a3"/>
+    <w:basedOn w:val="TableNormal"/>
     <w:uiPriority w:val="66"/>
     <w:rsid w:val="00CB0664"/>
     <w:pPr>
@@ -8614,9 +8337,9 @@
       </w:tcPr>
     </w:tblStylePr>
   </w:style>
-  <w:style w:type="table" w:styleId="2-50">
+  <w:style w:type="table" w:styleId="MediumList2-Accent5">
     <w:name w:val="Medium List 2 Accent 5"/>
-    <w:basedOn w:val="a3"/>
+    <w:basedOn w:val="TableNormal"/>
     <w:uiPriority w:val="66"/>
     <w:rsid w:val="00CB0664"/>
     <w:pPr>
@@ -8735,9 +8458,9 @@
       </w:tcPr>
     </w:tblStylePr>
   </w:style>
-  <w:style w:type="table" w:styleId="2-60">
+  <w:style w:type="table" w:styleId="MediumList2-Accent6">
     <w:name w:val="Medium List 2 Accent 6"/>
-    <w:basedOn w:val="a3"/>
+    <w:basedOn w:val="TableNormal"/>
     <w:uiPriority w:val="66"/>
     <w:rsid w:val="00CB0664"/>
     <w:pPr>
@@ -8856,9 +8579,9 @@
       </w:tcPr>
     </w:tblStylePr>
   </w:style>
-  <w:style w:type="table" w:styleId="13">
+  <w:style w:type="table" w:styleId="MediumGrid1">
     <w:name w:val="Medium Grid 1"/>
-    <w:basedOn w:val="a3"/>
+    <w:basedOn w:val="TableNormal"/>
     <w:uiPriority w:val="67"/>
     <w:rsid w:val="00CB0664"/>
     <w:pPr>
@@ -8922,9 +8645,9 @@
       </w:tcPr>
     </w:tblStylePr>
   </w:style>
-  <w:style w:type="table" w:styleId="1-11">
+  <w:style w:type="table" w:styleId="MediumGrid1-Accent1">
     <w:name w:val="Medium Grid 1 Accent 1"/>
-    <w:basedOn w:val="a3"/>
+    <w:basedOn w:val="TableNormal"/>
     <w:uiPriority w:val="67"/>
     <w:rsid w:val="00CB0664"/>
     <w:pPr>
@@ -8988,9 +8711,9 @@
       </w:tcPr>
     </w:tblStylePr>
   </w:style>
-  <w:style w:type="table" w:styleId="1-21">
+  <w:style w:type="table" w:styleId="MediumGrid1-Accent2">
     <w:name w:val="Medium Grid 1 Accent 2"/>
-    <w:basedOn w:val="a3"/>
+    <w:basedOn w:val="TableNormal"/>
     <w:uiPriority w:val="67"/>
     <w:rsid w:val="00CB0664"/>
     <w:pPr>
@@ -9054,9 +8777,9 @@
       </w:tcPr>
     </w:tblStylePr>
   </w:style>
-  <w:style w:type="table" w:styleId="1-31">
+  <w:style w:type="table" w:styleId="MediumGrid1-Accent3">
     <w:name w:val="Medium Grid 1 Accent 3"/>
-    <w:basedOn w:val="a3"/>
+    <w:basedOn w:val="TableNormal"/>
     <w:uiPriority w:val="67"/>
     <w:rsid w:val="00CB0664"/>
     <w:pPr>
@@ -9120,9 +8843,9 @@
       </w:tcPr>
     </w:tblStylePr>
   </w:style>
-  <w:style w:type="table" w:styleId="1-41">
+  <w:style w:type="table" w:styleId="MediumGrid1-Accent4">
     <w:name w:val="Medium Grid 1 Accent 4"/>
-    <w:basedOn w:val="a3"/>
+    <w:basedOn w:val="TableNormal"/>
     <w:uiPriority w:val="67"/>
     <w:rsid w:val="00CB0664"/>
     <w:pPr>
@@ -9186,9 +8909,9 @@
       </w:tcPr>
     </w:tblStylePr>
   </w:style>
-  <w:style w:type="table" w:styleId="1-51">
+  <w:style w:type="table" w:styleId="MediumGrid1-Accent5">
     <w:name w:val="Medium Grid 1 Accent 5"/>
-    <w:basedOn w:val="a3"/>
+    <w:basedOn w:val="TableNormal"/>
     <w:uiPriority w:val="67"/>
     <w:rsid w:val="00CB0664"/>
     <w:pPr>
@@ -9252,9 +8975,9 @@
       </w:tcPr>
     </w:tblStylePr>
   </w:style>
-  <w:style w:type="table" w:styleId="1-61">
+  <w:style w:type="table" w:styleId="MediumGrid1-Accent6">
     <w:name w:val="Medium Grid 1 Accent 6"/>
-    <w:basedOn w:val="a3"/>
+    <w:basedOn w:val="TableNormal"/>
     <w:uiPriority w:val="67"/>
     <w:rsid w:val="00CB0664"/>
     <w:pPr>
@@ -9318,9 +9041,9 @@
       </w:tcPr>
     </w:tblStylePr>
   </w:style>
-  <w:style w:type="table" w:styleId="2b">
+  <w:style w:type="table" w:styleId="MediumGrid2">
     <w:name w:val="Medium Grid 2"/>
-    <w:basedOn w:val="a3"/>
+    <w:basedOn w:val="TableNormal"/>
     <w:uiPriority w:val="68"/>
     <w:rsid w:val="00CB0664"/>
     <w:pPr>
@@ -9436,9 +9159,9 @@
       </w:tcPr>
     </w:tblStylePr>
   </w:style>
-  <w:style w:type="table" w:styleId="2-11">
+  <w:style w:type="table" w:styleId="MediumGrid2-Accent1">
     <w:name w:val="Medium Grid 2 Accent 1"/>
-    <w:basedOn w:val="a3"/>
+    <w:basedOn w:val="TableNormal"/>
     <w:uiPriority w:val="68"/>
     <w:rsid w:val="00CB0664"/>
     <w:pPr>
@@ -9554,9 +9277,9 @@
       </w:tcPr>
     </w:tblStylePr>
   </w:style>
-  <w:style w:type="table" w:styleId="2-21">
+  <w:style w:type="table" w:styleId="MediumGrid2-Accent2">
     <w:name w:val="Medium Grid 2 Accent 2"/>
-    <w:basedOn w:val="a3"/>
+    <w:basedOn w:val="TableNormal"/>
     <w:uiPriority w:val="68"/>
     <w:rsid w:val="00CB0664"/>
     <w:pPr>
@@ -9672,9 +9395,9 @@
       </w:tcPr>
     </w:tblStylePr>
   </w:style>
-  <w:style w:type="table" w:styleId="2-31">
+  <w:style w:type="table" w:styleId="MediumGrid2-Accent3">
     <w:name w:val="Medium Grid 2 Accent 3"/>
-    <w:basedOn w:val="a3"/>
+    <w:basedOn w:val="TableNormal"/>
     <w:uiPriority w:val="68"/>
     <w:rsid w:val="00CB0664"/>
     <w:pPr>
@@ -9790,9 +9513,9 @@
       </w:tcPr>
     </w:tblStylePr>
   </w:style>
-  <w:style w:type="table" w:styleId="2-41">
+  <w:style w:type="table" w:styleId="MediumGrid2-Accent4">
     <w:name w:val="Medium Grid 2 Accent 4"/>
-    <w:basedOn w:val="a3"/>
+    <w:basedOn w:val="TableNormal"/>
     <w:uiPriority w:val="68"/>
     <w:rsid w:val="00CB0664"/>
     <w:pPr>
@@ -9908,9 +9631,9 @@
       </w:tcPr>
     </w:tblStylePr>
   </w:style>
-  <w:style w:type="table" w:styleId="2-51">
+  <w:style w:type="table" w:styleId="MediumGrid2-Accent5">
     <w:name w:val="Medium Grid 2 Accent 5"/>
-    <w:basedOn w:val="a3"/>
+    <w:basedOn w:val="TableNormal"/>
     <w:uiPriority w:val="68"/>
     <w:rsid w:val="00CB0664"/>
     <w:pPr>
@@ -10026,9 +9749,9 @@
       </w:tcPr>
     </w:tblStylePr>
   </w:style>
-  <w:style w:type="table" w:styleId="2-61">
+  <w:style w:type="table" w:styleId="MediumGrid2-Accent6">
     <w:name w:val="Medium Grid 2 Accent 6"/>
-    <w:basedOn w:val="a3"/>
+    <w:basedOn w:val="TableNormal"/>
     <w:uiPriority w:val="68"/>
     <w:rsid w:val="00CB0664"/>
     <w:pPr>
@@ -10144,9 +9867,9 @@
       </w:tcPr>
     </w:tblStylePr>
   </w:style>
-  <w:style w:type="table" w:styleId="37">
+  <w:style w:type="table" w:styleId="MediumGrid3">
     <w:name w:val="Medium Grid 3"/>
-    <w:basedOn w:val="a3"/>
+    <w:basedOn w:val="TableNormal"/>
     <w:uiPriority w:val="69"/>
     <w:rsid w:val="00CB0664"/>
     <w:pPr>
@@ -10278,9 +10001,9 @@
       </w:tcPr>
     </w:tblStylePr>
   </w:style>
-  <w:style w:type="table" w:styleId="3-1">
+  <w:style w:type="table" w:styleId="MediumGrid3-Accent1">
     <w:name w:val="Medium Grid 3 Accent 1"/>
-    <w:basedOn w:val="a3"/>
+    <w:basedOn w:val="TableNormal"/>
     <w:uiPriority w:val="69"/>
     <w:rsid w:val="00CB0664"/>
     <w:pPr>
@@ -10412,9 +10135,9 @@
       </w:tcPr>
     </w:tblStylePr>
   </w:style>
-  <w:style w:type="table" w:styleId="3-2">
+  <w:style w:type="table" w:styleId="MediumGrid3-Accent2">
     <w:name w:val="Medium Grid 3 Accent 2"/>
-    <w:basedOn w:val="a3"/>
+    <w:basedOn w:val="TableNormal"/>
     <w:uiPriority w:val="69"/>
     <w:rsid w:val="00CB0664"/>
     <w:pPr>
@@ -10546,9 +10269,9 @@
       </w:tcPr>
     </w:tblStylePr>
   </w:style>
-  <w:style w:type="table" w:styleId="3-3">
+  <w:style w:type="table" w:styleId="MediumGrid3-Accent3">
     <w:name w:val="Medium Grid 3 Accent 3"/>
-    <w:basedOn w:val="a3"/>
+    <w:basedOn w:val="TableNormal"/>
     <w:uiPriority w:val="69"/>
     <w:rsid w:val="00CB0664"/>
     <w:pPr>
@@ -10680,9 +10403,9 @@
       </w:tcPr>
     </w:tblStylePr>
   </w:style>
-  <w:style w:type="table" w:styleId="3-4">
+  <w:style w:type="table" w:styleId="MediumGrid3-Accent4">
     <w:name w:val="Medium Grid 3 Accent 4"/>
-    <w:basedOn w:val="a3"/>
+    <w:basedOn w:val="TableNormal"/>
     <w:uiPriority w:val="69"/>
     <w:rsid w:val="00CB0664"/>
     <w:pPr>
@@ -10814,9 +10537,9 @@
       </w:tcPr>
     </w:tblStylePr>
   </w:style>
-  <w:style w:type="table" w:styleId="3-5">
+  <w:style w:type="table" w:styleId="MediumGrid3-Accent5">
     <w:name w:val="Medium Grid 3 Accent 5"/>
-    <w:basedOn w:val="a3"/>
+    <w:basedOn w:val="TableNormal"/>
     <w:uiPriority w:val="69"/>
     <w:rsid w:val="00CB0664"/>
     <w:pPr>
@@ -10948,9 +10671,9 @@
       </w:tcPr>
     </w:tblStylePr>
   </w:style>
-  <w:style w:type="table" w:styleId="3-6">
+  <w:style w:type="table" w:styleId="MediumGrid3-Accent6">
     <w:name w:val="Medium Grid 3 Accent 6"/>
-    <w:basedOn w:val="a3"/>
+    <w:basedOn w:val="TableNormal"/>
     <w:uiPriority w:val="69"/>
     <w:rsid w:val="00CB0664"/>
     <w:pPr>
@@ -11082,9 +10805,9 @@
       </w:tcPr>
     </w:tblStylePr>
   </w:style>
-  <w:style w:type="table" w:styleId="aff4">
+  <w:style w:type="table" w:styleId="DarkList">
     <w:name w:val="Dark List"/>
-    <w:basedOn w:val="a3"/>
+    <w:basedOn w:val="TableNormal"/>
     <w:uiPriority w:val="70"/>
     <w:rsid w:val="00CB0664"/>
     <w:pPr>
@@ -11189,9 +10912,9 @@
       </w:tcPr>
     </w:tblStylePr>
   </w:style>
-  <w:style w:type="table" w:styleId="-12">
+  <w:style w:type="table" w:styleId="DarkList-Accent1">
     <w:name w:val="Dark List Accent 1"/>
-    <w:basedOn w:val="a3"/>
+    <w:basedOn w:val="TableNormal"/>
     <w:uiPriority w:val="70"/>
     <w:rsid w:val="00CB0664"/>
     <w:pPr>
@@ -11296,9 +11019,9 @@
       </w:tcPr>
     </w:tblStylePr>
   </w:style>
-  <w:style w:type="table" w:styleId="-22">
+  <w:style w:type="table" w:styleId="DarkList-Accent2">
     <w:name w:val="Dark List Accent 2"/>
-    <w:basedOn w:val="a3"/>
+    <w:basedOn w:val="TableNormal"/>
     <w:uiPriority w:val="70"/>
     <w:rsid w:val="00CB0664"/>
     <w:pPr>
@@ -11403,9 +11126,9 @@
       </w:tcPr>
     </w:tblStylePr>
   </w:style>
-  <w:style w:type="table" w:styleId="-32">
+  <w:style w:type="table" w:styleId="DarkList-Accent3">
     <w:name w:val="Dark List Accent 3"/>
-    <w:basedOn w:val="a3"/>
+    <w:basedOn w:val="TableNormal"/>
     <w:uiPriority w:val="70"/>
     <w:rsid w:val="00CB0664"/>
     <w:pPr>
@@ -11510,9 +11233,9 @@
       </w:tcPr>
     </w:tblStylePr>
   </w:style>
-  <w:style w:type="table" w:styleId="-42">
+  <w:style w:type="table" w:styleId="DarkList-Accent4">
     <w:name w:val="Dark List Accent 4"/>
-    <w:basedOn w:val="a3"/>
+    <w:basedOn w:val="TableNormal"/>
     <w:uiPriority w:val="70"/>
     <w:rsid w:val="00CB0664"/>
     <w:pPr>
@@ -11617,9 +11340,9 @@
       </w:tcPr>
     </w:tblStylePr>
   </w:style>
-  <w:style w:type="table" w:styleId="-52">
+  <w:style w:type="table" w:styleId="DarkList-Accent5">
     <w:name w:val="Dark List Accent 5"/>
-    <w:basedOn w:val="a3"/>
+    <w:basedOn w:val="TableNormal"/>
     <w:uiPriority w:val="70"/>
     <w:rsid w:val="00CB0664"/>
     <w:pPr>
@@ -11724,9 +11447,9 @@
       </w:tcPr>
     </w:tblStylePr>
   </w:style>
-  <w:style w:type="table" w:styleId="-62">
+  <w:style w:type="table" w:styleId="DarkList-Accent6">
     <w:name w:val="Dark List Accent 6"/>
-    <w:basedOn w:val="a3"/>
+    <w:basedOn w:val="TableNormal"/>
     <w:uiPriority w:val="70"/>
     <w:rsid w:val="00CB0664"/>
     <w:pPr>
@@ -11831,9 +11554,9 @@
       </w:tcPr>
     </w:tblStylePr>
   </w:style>
-  <w:style w:type="table" w:styleId="aff5">
+  <w:style w:type="table" w:styleId="ColorfulShading">
     <w:name w:val="Colorful Shading"/>
-    <w:basedOn w:val="a3"/>
+    <w:basedOn w:val="TableNormal"/>
     <w:uiPriority w:val="71"/>
     <w:rsid w:val="00CB0664"/>
     <w:pPr>
@@ -11946,9 +11669,9 @@
       </w:rPr>
     </w:tblStylePr>
   </w:style>
-  <w:style w:type="table" w:styleId="-13">
+  <w:style w:type="table" w:styleId="ColorfulShading-Accent1">
     <w:name w:val="Colorful Shading Accent 1"/>
-    <w:basedOn w:val="a3"/>
+    <w:basedOn w:val="TableNormal"/>
     <w:uiPriority w:val="71"/>
     <w:rsid w:val="00CB0664"/>
     <w:pPr>
@@ -12061,9 +11784,9 @@
       </w:rPr>
     </w:tblStylePr>
   </w:style>
-  <w:style w:type="table" w:styleId="-23">
+  <w:style w:type="table" w:styleId="ColorfulShading-Accent2">
     <w:name w:val="Colorful Shading Accent 2"/>
-    <w:basedOn w:val="a3"/>
+    <w:basedOn w:val="TableNormal"/>
     <w:uiPriority w:val="71"/>
     <w:rsid w:val="00CB0664"/>
     <w:pPr>
@@ -12176,9 +11899,9 @@
       </w:rPr>
     </w:tblStylePr>
   </w:style>
-  <w:style w:type="table" w:styleId="-33">
+  <w:style w:type="table" w:styleId="ColorfulShading-Accent3">
     <w:name w:val="Colorful Shading Accent 3"/>
-    <w:basedOn w:val="a3"/>
+    <w:basedOn w:val="TableNormal"/>
     <w:uiPriority w:val="71"/>
     <w:rsid w:val="00CB0664"/>
     <w:pPr>
@@ -12281,9 +12004,9 @@
       </w:tcPr>
     </w:tblStylePr>
   </w:style>
-  <w:style w:type="table" w:styleId="-43">
+  <w:style w:type="table" w:styleId="ColorfulShading-Accent4">
     <w:name w:val="Colorful Shading Accent 4"/>
-    <w:basedOn w:val="a3"/>
+    <w:basedOn w:val="TableNormal"/>
     <w:uiPriority w:val="71"/>
     <w:rsid w:val="00CB0664"/>
     <w:pPr>
@@ -12396,9 +12119,9 @@
       </w:rPr>
     </w:tblStylePr>
   </w:style>
-  <w:style w:type="table" w:styleId="-53">
+  <w:style w:type="table" w:styleId="ColorfulShading-Accent5">
     <w:name w:val="Colorful Shading Accent 5"/>
-    <w:basedOn w:val="a3"/>
+    <w:basedOn w:val="TableNormal"/>
     <w:uiPriority w:val="71"/>
     <w:rsid w:val="00CB0664"/>
     <w:pPr>
@@ -12511,9 +12234,9 @@
       </w:rPr>
     </w:tblStylePr>
   </w:style>
-  <w:style w:type="table" w:styleId="-63">
+  <w:style w:type="table" w:styleId="ColorfulShading-Accent6">
     <w:name w:val="Colorful Shading Accent 6"/>
-    <w:basedOn w:val="a3"/>
+    <w:basedOn w:val="TableNormal"/>
     <w:uiPriority w:val="71"/>
     <w:rsid w:val="00CB0664"/>
     <w:pPr>
@@ -12626,9 +12349,9 @@
       </w:rPr>
     </w:tblStylePr>
   </w:style>
-  <w:style w:type="table" w:styleId="aff6">
+  <w:style w:type="table" w:styleId="ColorfulList">
     <w:name w:val="Colorful List"/>
-    <w:basedOn w:val="a3"/>
+    <w:basedOn w:val="TableNormal"/>
     <w:uiPriority w:val="72"/>
     <w:rsid w:val="00CB0664"/>
     <w:pPr>
@@ -12705,9 +12428,9 @@
       </w:tcPr>
     </w:tblStylePr>
   </w:style>
-  <w:style w:type="table" w:styleId="-14">
+  <w:style w:type="table" w:styleId="ColorfulList-Accent1">
     <w:name w:val="Colorful List Accent 1"/>
-    <w:basedOn w:val="a3"/>
+    <w:basedOn w:val="TableNormal"/>
     <w:uiPriority w:val="72"/>
     <w:rsid w:val="00CB0664"/>
     <w:pPr>
@@ -12784,9 +12507,9 @@
       </w:tcPr>
     </w:tblStylePr>
   </w:style>
-  <w:style w:type="table" w:styleId="-24">
+  <w:style w:type="table" w:styleId="ColorfulList-Accent2">
     <w:name w:val="Colorful List Accent 2"/>
-    <w:basedOn w:val="a3"/>
+    <w:basedOn w:val="TableNormal"/>
     <w:uiPriority w:val="72"/>
     <w:rsid w:val="00CB0664"/>
     <w:pPr>
@@ -12863,9 +12586,9 @@
       </w:tcPr>
     </w:tblStylePr>
   </w:style>
-  <w:style w:type="table" w:styleId="-34">
+  <w:style w:type="table" w:styleId="ColorfulList-Accent3">
     <w:name w:val="Colorful List Accent 3"/>
-    <w:basedOn w:val="a3"/>
+    <w:basedOn w:val="TableNormal"/>
     <w:uiPriority w:val="72"/>
     <w:rsid w:val="00CB0664"/>
     <w:pPr>
@@ -12942,9 +12665,9 @@
       </w:tcPr>
     </w:tblStylePr>
   </w:style>
-  <w:style w:type="table" w:styleId="-44">
+  <w:style w:type="table" w:styleId="ColorfulList-Accent4">
     <w:name w:val="Colorful List Accent 4"/>
-    <w:basedOn w:val="a3"/>
+    <w:basedOn w:val="TableNormal"/>
     <w:uiPriority w:val="72"/>
     <w:rsid w:val="00CB0664"/>
     <w:pPr>
@@ -13021,9 +12744,9 @@
       </w:tcPr>
     </w:tblStylePr>
   </w:style>
-  <w:style w:type="table" w:styleId="-54">
+  <w:style w:type="table" w:styleId="ColorfulList-Accent5">
     <w:name w:val="Colorful List Accent 5"/>
-    <w:basedOn w:val="a3"/>
+    <w:basedOn w:val="TableNormal"/>
     <w:uiPriority w:val="72"/>
     <w:rsid w:val="00CB0664"/>
     <w:pPr>
@@ -13100,9 +12823,9 @@
       </w:tcPr>
     </w:tblStylePr>
   </w:style>
-  <w:style w:type="table" w:styleId="-64">
+  <w:style w:type="table" w:styleId="ColorfulList-Accent6">
     <w:name w:val="Colorful List Accent 6"/>
-    <w:basedOn w:val="a3"/>
+    <w:basedOn w:val="TableNormal"/>
     <w:uiPriority w:val="72"/>
     <w:rsid w:val="00CB0664"/>
     <w:pPr>
@@ -13179,9 +12902,9 @@
       </w:tcPr>
     </w:tblStylePr>
   </w:style>
-  <w:style w:type="table" w:styleId="aff7">
+  <w:style w:type="table" w:styleId="ColorfulGrid">
     <w:name w:val="Colorful Grid"/>
-    <w:basedOn w:val="a3"/>
+    <w:basedOn w:val="TableNormal"/>
     <w:uiPriority w:val="73"/>
     <w:rsid w:val="00CB0664"/>
     <w:pPr>
@@ -13252,9 +12975,9 @@
       </w:tcPr>
     </w:tblStylePr>
   </w:style>
-  <w:style w:type="table" w:styleId="-15">
+  <w:style w:type="table" w:styleId="ColorfulGrid-Accent1">
     <w:name w:val="Colorful Grid Accent 1"/>
-    <w:basedOn w:val="a3"/>
+    <w:basedOn w:val="TableNormal"/>
     <w:uiPriority w:val="73"/>
     <w:rsid w:val="00CB0664"/>
     <w:pPr>
@@ -13325,9 +13048,9 @@
       </w:tcPr>
     </w:tblStylePr>
   </w:style>
-  <w:style w:type="table" w:styleId="-25">
+  <w:style w:type="table" w:styleId="ColorfulGrid-Accent2">
     <w:name w:val="Colorful Grid Accent 2"/>
-    <w:basedOn w:val="a3"/>
+    <w:basedOn w:val="TableNormal"/>
     <w:uiPriority w:val="73"/>
     <w:rsid w:val="00CB0664"/>
     <w:pPr>
@@ -13398,9 +13121,9 @@
       </w:tcPr>
     </w:tblStylePr>
   </w:style>
-  <w:style w:type="table" w:styleId="-35">
+  <w:style w:type="table" w:styleId="ColorfulGrid-Accent3">
     <w:name w:val="Colorful Grid Accent 3"/>
-    <w:basedOn w:val="a3"/>
+    <w:basedOn w:val="TableNormal"/>
     <w:uiPriority w:val="73"/>
     <w:rsid w:val="00CB0664"/>
     <w:pPr>
@@ -13471,9 +13194,9 @@
       </w:tcPr>
     </w:tblStylePr>
   </w:style>
-  <w:style w:type="table" w:styleId="-45">
+  <w:style w:type="table" w:styleId="ColorfulGrid-Accent4">
     <w:name w:val="Colorful Grid Accent 4"/>
-    <w:basedOn w:val="a3"/>
+    <w:basedOn w:val="TableNormal"/>
     <w:uiPriority w:val="73"/>
     <w:rsid w:val="00CB0664"/>
     <w:pPr>
@@ -13544,9 +13267,9 @@
       </w:tcPr>
     </w:tblStylePr>
   </w:style>
-  <w:style w:type="table" w:styleId="-55">
+  <w:style w:type="table" w:styleId="ColorfulGrid-Accent5">
     <w:name w:val="Colorful Grid Accent 5"/>
-    <w:basedOn w:val="a3"/>
+    <w:basedOn w:val="TableNormal"/>
     <w:uiPriority w:val="73"/>
     <w:rsid w:val="00CB0664"/>
     <w:pPr>
@@ -13617,9 +13340,9 @@
       </w:tcPr>
     </w:tblStylePr>
   </w:style>
-  <w:style w:type="table" w:styleId="-65">
+  <w:style w:type="table" w:styleId="ColorfulGrid-Accent6">
     <w:name w:val="Colorful Grid Accent 6"/>
-    <w:basedOn w:val="a3"/>
+    <w:basedOn w:val="TableNormal"/>
     <w:uiPriority w:val="73"/>
     <w:rsid w:val="00CB0664"/>
     <w:pPr>
